--- a/quartet/gigs/2026-08-30_MoCA/programme.docx
+++ b/quartet/gigs/2026-08-30_MoCA/programme.docx
@@ -175,6 +175,7 @@
         </w:rPr>
         <w:t>Sunday, August 30</w:t>
       </w:r>
+      <w:proofErr w:type="gramStart"/>
       <w:r>
         <w:rPr>
           <w:rFonts w:ascii="Corbel Light" w:hAnsi="Corbel Light"/>
@@ -198,6 +199,7 @@
         </w:rPr>
         <w:t>2026</w:t>
       </w:r>
+      <w:proofErr w:type="gramEnd"/>
     </w:p>
     <w:p/>
     <w:p>
@@ -237,9 +239,9 @@
         <w:tblDescription w:val="Short-term action items table"/>
       </w:tblPr>
       <w:tblGrid>
-        <w:gridCol w:w="4972"/>
-        <w:gridCol w:w="350"/>
-        <w:gridCol w:w="5147"/>
+        <w:gridCol w:w="4770"/>
+        <w:gridCol w:w="270"/>
+        <w:gridCol w:w="5429"/>
       </w:tblGrid>
       <w:tr>
         <w:trPr>
@@ -247,13 +249,41 @@
         </w:trPr>
         <w:tc>
           <w:tcPr>
-            <w:tcW w:w="5130" w:type="dxa"/>
+            <w:tcW w:w="4770" w:type="dxa"/>
           </w:tcPr>
           <w:p>
             <w:pPr>
               <w:pStyle w:val="Heading3"/>
               <w:spacing w:before="0" w:after="0"/>
               <w:jc w:val="right"/>
+              <w:rPr>
+                <w:rFonts w:ascii="Palatino Linotype" w:hAnsi="Palatino Linotype"/>
+                <w:b/>
+                <w:bCs/>
+                <w:color w:val="auto"/>
+              </w:rPr>
+            </w:pPr>
+            <w:r>
+              <w:rPr>
+                <w:rFonts w:ascii="Palatino Linotype" w:hAnsi="Palatino Linotype"/>
+                <w:b/>
+                <w:bCs/>
+                <w:color w:val="auto"/>
+              </w:rPr>
+              <w:t>Robert White (1538–1574)</w:t>
+            </w:r>
+          </w:p>
+        </w:tc>
+        <w:tc>
+          <w:tcPr>
+            <w:tcW w:w="270" w:type="dxa"/>
+            <w:vAlign w:val="center"/>
+          </w:tcPr>
+          <w:p>
+            <w:pPr>
+              <w:pStyle w:val="Heading3"/>
+              <w:spacing w:before="0" w:after="0"/>
+              <w:jc w:val="center"/>
               <w:rPr>
                 <w:rFonts w:ascii="Palatino Linotype" w:hAnsi="Palatino Linotype"/>
                 <w:color w:val="auto"/>
@@ -264,42 +294,13 @@
                 <w:rFonts w:ascii="Palatino Linotype" w:hAnsi="Palatino Linotype"/>
                 <w:color w:val="auto"/>
               </w:rPr>
-              <w:t>Robert White (1538</w:t>
-            </w:r>
-            <w:r>
-              <w:rPr>
-                <w:rFonts w:ascii="Palatino Linotype" w:hAnsi="Palatino Linotype"/>
-                <w:color w:val="auto"/>
-              </w:rPr>
-              <w:t>–</w:t>
-            </w:r>
-            <w:r>
-              <w:rPr>
-                <w:rFonts w:ascii="Palatino Linotype" w:hAnsi="Palatino Linotype"/>
-                <w:color w:val="auto"/>
-              </w:rPr>
-              <w:t>1574)</w:t>
+              <w:t>|</w:t>
             </w:r>
           </w:p>
         </w:tc>
         <w:tc>
           <w:tcPr>
-            <w:tcW w:w="360" w:type="dxa"/>
-          </w:tcPr>
-          <w:p>
-            <w:pPr>
-              <w:pStyle w:val="Heading3"/>
-              <w:spacing w:before="0" w:after="0"/>
-              <w:rPr>
-                <w:rFonts w:ascii="Palatino Linotype" w:hAnsi="Palatino Linotype"/>
-                <w:color w:val="auto"/>
-              </w:rPr>
-            </w:pPr>
-          </w:p>
-        </w:tc>
-        <w:tc>
-          <w:tcPr>
-            <w:tcW w:w="5310" w:type="dxa"/>
+            <w:tcW w:w="5429" w:type="dxa"/>
           </w:tcPr>
           <w:p>
             <w:pPr>
@@ -323,12 +324,55 @@
       <w:tr>
         <w:tc>
           <w:tcPr>
-            <w:tcW w:w="5130" w:type="dxa"/>
+            <w:tcW w:w="4770" w:type="dxa"/>
           </w:tcPr>
           <w:p>
             <w:pPr>
               <w:spacing w:before="0" w:after="0"/>
               <w:jc w:val="right"/>
+              <w:rPr>
+                <w:rFonts w:ascii="Palatino Linotype" w:hAnsi="Palatino Linotype"/>
+                <w:b/>
+                <w:bCs/>
+              </w:rPr>
+            </w:pPr>
+            <w:r>
+              <w:rPr>
+                <w:rFonts w:ascii="Palatino Linotype" w:hAnsi="Palatino Linotype"/>
+                <w:b/>
+                <w:bCs/>
+              </w:rPr>
+              <w:t>Richard Allison (</w:t>
+            </w:r>
+            <w:proofErr w:type="gramStart"/>
+            <w:r>
+              <w:rPr>
+                <w:rFonts w:ascii="Palatino Linotype" w:hAnsi="Palatino Linotype"/>
+                <w:b/>
+                <w:bCs/>
+              </w:rPr>
+              <w:t>1570?–</w:t>
+            </w:r>
+            <w:proofErr w:type="gramEnd"/>
+            <w:r>
+              <w:rPr>
+                <w:rFonts w:ascii="Palatino Linotype" w:hAnsi="Palatino Linotype"/>
+                <w:b/>
+                <w:bCs/>
+              </w:rPr>
+              <w:t>1600?)</w:t>
+            </w:r>
+          </w:p>
+        </w:tc>
+        <w:tc>
+          <w:tcPr>
+            <w:tcW w:w="270" w:type="dxa"/>
+            <w:vAlign w:val="center"/>
+          </w:tcPr>
+          <w:p>
+            <w:pPr>
+              <w:spacing w:before="0" w:after="0"/>
+              <w:jc w:val="center"/>
               <w:rPr>
                 <w:rFonts w:ascii="Palatino Linotype" w:hAnsi="Palatino Linotype"/>
               </w:rPr>
@@ -337,50 +381,13 @@
               <w:rPr>
                 <w:rFonts w:ascii="Palatino Linotype" w:hAnsi="Palatino Linotype"/>
               </w:rPr>
-              <w:t>Richard Allison (1570</w:t>
-            </w:r>
-            <w:r>
-              <w:rPr>
-                <w:rFonts w:ascii="Palatino Linotype" w:hAnsi="Palatino Linotype"/>
-              </w:rPr>
-              <w:t>?–</w:t>
-            </w:r>
-            <w:r>
-              <w:rPr>
-                <w:rFonts w:ascii="Palatino Linotype" w:hAnsi="Palatino Linotype"/>
-              </w:rPr>
-              <w:t>1600</w:t>
-            </w:r>
-            <w:r>
-              <w:rPr>
-                <w:rFonts w:ascii="Palatino Linotype" w:hAnsi="Palatino Linotype"/>
-              </w:rPr>
-              <w:t>?</w:t>
-            </w:r>
-            <w:r>
-              <w:rPr>
-                <w:rFonts w:ascii="Palatino Linotype" w:hAnsi="Palatino Linotype"/>
-              </w:rPr>
-              <w:t>)</w:t>
+              <w:t>|</w:t>
             </w:r>
           </w:p>
         </w:tc>
         <w:tc>
           <w:tcPr>
-            <w:tcW w:w="360" w:type="dxa"/>
-          </w:tcPr>
-          <w:p>
-            <w:pPr>
-              <w:spacing w:before="0" w:after="0"/>
-              <w:rPr>
-                <w:rFonts w:ascii="Palatino Linotype" w:hAnsi="Palatino Linotype"/>
-              </w:rPr>
-            </w:pPr>
-          </w:p>
-        </w:tc>
-        <w:tc>
-          <w:tcPr>
-            <w:tcW w:w="5310" w:type="dxa"/>
+            <w:tcW w:w="5429" w:type="dxa"/>
           </w:tcPr>
           <w:p>
             <w:pPr>
@@ -429,7 +436,21 @@
         <w:rPr>
           <w:rFonts w:ascii="Palatino Linotype" w:hAnsi="Palatino Linotype"/>
         </w:rPr>
-        <w:t>Thomas Tallis, William Byrd, John Dowland, Maddalena Casulana, Caterina Assandra</w:t>
+        <w:t xml:space="preserve">Thomas Tallis, William Byrd, John Dowland, Maddalena </w:t>
+      </w:r>
+      <w:proofErr w:type="spellStart"/>
+      <w:r>
+        <w:rPr>
+          <w:rFonts w:ascii="Palatino Linotype" w:hAnsi="Palatino Linotype"/>
+        </w:rPr>
+        <w:t>Casulana</w:t>
+      </w:r>
+      <w:proofErr w:type="spellEnd"/>
+      <w:r>
+        <w:rPr>
+          <w:rFonts w:ascii="Palatino Linotype" w:hAnsi="Palatino Linotype"/>
+        </w:rPr>
+        <w:t>, Caterina Assandra</w:t>
       </w:r>
     </w:p>
     <w:p>
@@ -480,9 +501,9 @@
         <w:tblDescription w:val="Short-term action items table"/>
       </w:tblPr>
       <w:tblGrid>
-        <w:gridCol w:w="4972"/>
-        <w:gridCol w:w="350"/>
-        <w:gridCol w:w="5147"/>
+        <w:gridCol w:w="4770"/>
+        <w:gridCol w:w="270"/>
+        <w:gridCol w:w="5429"/>
       </w:tblGrid>
       <w:tr>
         <w:trPr>
@@ -490,13 +511,41 @@
         </w:trPr>
         <w:tc>
           <w:tcPr>
-            <w:tcW w:w="4972" w:type="dxa"/>
+            <w:tcW w:w="4770" w:type="dxa"/>
           </w:tcPr>
           <w:p>
             <w:pPr>
               <w:pStyle w:val="Heading3"/>
               <w:spacing w:before="0" w:after="0"/>
               <w:jc w:val="right"/>
+              <w:rPr>
+                <w:rFonts w:ascii="Palatino Linotype" w:hAnsi="Palatino Linotype"/>
+                <w:b/>
+                <w:bCs/>
+                <w:color w:val="auto"/>
+              </w:rPr>
+            </w:pPr>
+            <w:r>
+              <w:rPr>
+                <w:rFonts w:ascii="Palatino Linotype" w:hAnsi="Palatino Linotype"/>
+                <w:b/>
+                <w:bCs/>
+                <w:color w:val="auto"/>
+              </w:rPr>
+              <w:t>Johann Pachelbel (1653–1706)</w:t>
+            </w:r>
+          </w:p>
+        </w:tc>
+        <w:tc>
+          <w:tcPr>
+            <w:tcW w:w="270" w:type="dxa"/>
+            <w:vAlign w:val="center"/>
+          </w:tcPr>
+          <w:p>
+            <w:pPr>
+              <w:pStyle w:val="Heading3"/>
+              <w:spacing w:before="0" w:after="0"/>
+              <w:jc w:val="center"/>
               <w:rPr>
                 <w:rFonts w:ascii="Palatino Linotype" w:hAnsi="Palatino Linotype"/>
                 <w:color w:val="auto"/>
@@ -507,28 +556,13 @@
                 <w:rFonts w:ascii="Palatino Linotype" w:hAnsi="Palatino Linotype"/>
                 <w:color w:val="auto"/>
               </w:rPr>
-              <w:t>Johann Pachelbel (1653–1706)</w:t>
+              <w:t>|</w:t>
             </w:r>
           </w:p>
         </w:tc>
         <w:tc>
           <w:tcPr>
-            <w:tcW w:w="350" w:type="dxa"/>
-          </w:tcPr>
-          <w:p>
-            <w:pPr>
-              <w:pStyle w:val="Heading3"/>
-              <w:spacing w:before="0" w:after="0"/>
-              <w:rPr>
-                <w:rFonts w:ascii="Palatino Linotype" w:hAnsi="Palatino Linotype"/>
-                <w:color w:val="auto"/>
-              </w:rPr>
-            </w:pPr>
-          </w:p>
-        </w:tc>
-        <w:tc>
-          <w:tcPr>
-            <w:tcW w:w="5147" w:type="dxa"/>
+            <w:tcW w:w="5429" w:type="dxa"/>
           </w:tcPr>
           <w:p>
             <w:pPr>
@@ -561,12 +595,37 @@
       <w:tr>
         <w:tc>
           <w:tcPr>
-            <w:tcW w:w="4972" w:type="dxa"/>
+            <w:tcW w:w="4770" w:type="dxa"/>
           </w:tcPr>
           <w:p>
             <w:pPr>
               <w:spacing w:before="0" w:after="0"/>
               <w:jc w:val="right"/>
+              <w:rPr>
+                <w:rFonts w:ascii="Palatino Linotype" w:hAnsi="Palatino Linotype"/>
+                <w:b/>
+                <w:bCs/>
+              </w:rPr>
+            </w:pPr>
+            <w:r>
+              <w:rPr>
+                <w:rFonts w:ascii="Palatino Linotype" w:hAnsi="Palatino Linotype"/>
+                <w:b/>
+                <w:bCs/>
+              </w:rPr>
+              <w:t>Antonio Vivaldi (1678–1741)</w:t>
+            </w:r>
+          </w:p>
+        </w:tc>
+        <w:tc>
+          <w:tcPr>
+            <w:tcW w:w="270" w:type="dxa"/>
+            <w:vAlign w:val="center"/>
+          </w:tcPr>
+          <w:p>
+            <w:pPr>
+              <w:spacing w:before="0" w:after="0"/>
+              <w:jc w:val="center"/>
               <w:rPr>
                 <w:rFonts w:ascii="Palatino Linotype" w:hAnsi="Palatino Linotype"/>
               </w:rPr>
@@ -575,26 +634,13 @@
               <w:rPr>
                 <w:rFonts w:ascii="Palatino Linotype" w:hAnsi="Palatino Linotype"/>
               </w:rPr>
-              <w:t>Antonio Vivaldi (1678–1741)</w:t>
+              <w:t>|</w:t>
             </w:r>
           </w:p>
         </w:tc>
         <w:tc>
           <w:tcPr>
-            <w:tcW w:w="350" w:type="dxa"/>
-          </w:tcPr>
-          <w:p>
-            <w:pPr>
-              <w:spacing w:before="0" w:after="0"/>
-              <w:rPr>
-                <w:rFonts w:ascii="Palatino Linotype" w:hAnsi="Palatino Linotype"/>
-              </w:rPr>
-            </w:pPr>
-          </w:p>
-        </w:tc>
-        <w:tc>
-          <w:tcPr>
-            <w:tcW w:w="5147" w:type="dxa"/>
+            <w:tcW w:w="5429" w:type="dxa"/>
           </w:tcPr>
           <w:p>
             <w:pPr>
@@ -619,19 +665,7 @@
               <w:rPr>
                 <w:rFonts w:ascii="Palatino Linotype" w:hAnsi="Palatino Linotype"/>
               </w:rPr>
-              <w:t>: Winter</w:t>
-            </w:r>
-            <w:r>
-              <w:rPr>
-                <w:rFonts w:ascii="Palatino Linotype" w:hAnsi="Palatino Linotype"/>
-              </w:rPr>
-              <w:t xml:space="preserve"> </w:t>
-            </w:r>
-            <w:r>
-              <w:rPr>
-                <w:rFonts w:ascii="Palatino Linotype" w:hAnsi="Palatino Linotype"/>
-              </w:rPr>
-              <w:t xml:space="preserve">• 2. </w:t>
+              <w:t xml:space="preserve">: Winter • 2. </w:t>
             </w:r>
             <w:r>
               <w:rPr>
@@ -647,12 +681,37 @@
       <w:tr>
         <w:tc>
           <w:tcPr>
-            <w:tcW w:w="4972" w:type="dxa"/>
+            <w:tcW w:w="4770" w:type="dxa"/>
           </w:tcPr>
           <w:p>
             <w:pPr>
               <w:spacing w:before="0" w:after="0"/>
               <w:jc w:val="right"/>
+              <w:rPr>
+                <w:rFonts w:ascii="Palatino Linotype" w:hAnsi="Palatino Linotype"/>
+                <w:b/>
+                <w:bCs/>
+              </w:rPr>
+            </w:pPr>
+            <w:r>
+              <w:rPr>
+                <w:rFonts w:ascii="Palatino Linotype" w:hAnsi="Palatino Linotype"/>
+                <w:b/>
+                <w:bCs/>
+              </w:rPr>
+              <w:t>Johann Sebastian Bach (1685–1750)</w:t>
+            </w:r>
+          </w:p>
+        </w:tc>
+        <w:tc>
+          <w:tcPr>
+            <w:tcW w:w="270" w:type="dxa"/>
+            <w:vAlign w:val="center"/>
+          </w:tcPr>
+          <w:p>
+            <w:pPr>
+              <w:spacing w:before="0" w:after="0"/>
+              <w:jc w:val="center"/>
               <w:rPr>
                 <w:rFonts w:ascii="Palatino Linotype" w:hAnsi="Palatino Linotype"/>
               </w:rPr>
@@ -661,26 +720,13 @@
               <w:rPr>
                 <w:rFonts w:ascii="Palatino Linotype" w:hAnsi="Palatino Linotype"/>
               </w:rPr>
-              <w:t>Johann Sebastian Bach (1685–1750)</w:t>
+              <w:t>|</w:t>
             </w:r>
           </w:p>
         </w:tc>
         <w:tc>
           <w:tcPr>
-            <w:tcW w:w="350" w:type="dxa"/>
-          </w:tcPr>
-          <w:p>
-            <w:pPr>
-              <w:spacing w:before="0" w:after="0"/>
-              <w:rPr>
-                <w:rFonts w:ascii="Palatino Linotype" w:hAnsi="Palatino Linotype"/>
-              </w:rPr>
-            </w:pPr>
-          </w:p>
-        </w:tc>
-        <w:tc>
-          <w:tcPr>
-            <w:tcW w:w="5147" w:type="dxa"/>
+            <w:tcW w:w="5429" w:type="dxa"/>
           </w:tcPr>
           <w:p>
             <w:pPr>
@@ -693,19 +739,7 @@
               <w:rPr>
                 <w:rFonts w:ascii="Palatino Linotype" w:hAnsi="Palatino Linotype"/>
               </w:rPr>
-              <w:t>Cantata BWV 147</w:t>
-            </w:r>
-            <w:r>
-              <w:rPr>
-                <w:rFonts w:ascii="Palatino Linotype" w:hAnsi="Palatino Linotype"/>
-              </w:rPr>
-              <w:t xml:space="preserve"> </w:t>
-            </w:r>
-            <w:r>
-              <w:rPr>
-                <w:rFonts w:ascii="Palatino Linotype" w:hAnsi="Palatino Linotype"/>
-              </w:rPr>
-              <w:t xml:space="preserve">• </w:t>
+              <w:t xml:space="preserve">Cantata BWV 147 • </w:t>
             </w:r>
             <w:r>
               <w:rPr>
@@ -713,7 +747,43 @@
                 <w:i/>
                 <w:iCs/>
               </w:rPr>
-              <w:t>Jesu bleibet meine Freude</w:t>
+              <w:t xml:space="preserve">Jesu </w:t>
+            </w:r>
+            <w:proofErr w:type="spellStart"/>
+            <w:r>
+              <w:rPr>
+                <w:rFonts w:ascii="Palatino Linotype" w:hAnsi="Palatino Linotype"/>
+                <w:i/>
+                <w:iCs/>
+              </w:rPr>
+              <w:t>bleibet</w:t>
+            </w:r>
+            <w:proofErr w:type="spellEnd"/>
+            <w:r>
+              <w:rPr>
+                <w:rFonts w:ascii="Palatino Linotype" w:hAnsi="Palatino Linotype"/>
+                <w:i/>
+                <w:iCs/>
+              </w:rPr>
+              <w:t xml:space="preserve"> </w:t>
+            </w:r>
+            <w:proofErr w:type="spellStart"/>
+            <w:r>
+              <w:rPr>
+                <w:rFonts w:ascii="Palatino Linotype" w:hAnsi="Palatino Linotype"/>
+                <w:i/>
+                <w:iCs/>
+              </w:rPr>
+              <w:t>meine</w:t>
+            </w:r>
+            <w:proofErr w:type="spellEnd"/>
+            <w:r>
+              <w:rPr>
+                <w:rFonts w:ascii="Palatino Linotype" w:hAnsi="Palatino Linotype"/>
+                <w:i/>
+                <w:iCs/>
+              </w:rPr>
+              <w:t xml:space="preserve"> Freude</w:t>
             </w:r>
           </w:p>
         </w:tc>
@@ -721,7 +791,7 @@
       <w:tr>
         <w:tc>
           <w:tcPr>
-            <w:tcW w:w="4972" w:type="dxa"/>
+            <w:tcW w:w="4770" w:type="dxa"/>
             <w:vMerge w:val="restart"/>
             <w:vAlign w:val="center"/>
           </w:tcPr>
@@ -731,11 +801,15 @@
               <w:jc w:val="right"/>
               <w:rPr>
                 <w:rFonts w:ascii="Palatino Linotype" w:hAnsi="Palatino Linotype"/>
+                <w:b/>
+                <w:bCs/>
               </w:rPr>
             </w:pPr>
             <w:r>
               <w:rPr>
                 <w:rFonts w:ascii="Palatino Linotype" w:hAnsi="Palatino Linotype"/>
+                <w:b/>
+                <w:bCs/>
               </w:rPr>
               <w:t>George Frideric Handel (1685–1759)</w:t>
             </w:r>
@@ -743,21 +817,29 @@
         </w:tc>
         <w:tc>
           <w:tcPr>
-            <w:tcW w:w="350" w:type="dxa"/>
+            <w:tcW w:w="270" w:type="dxa"/>
             <w:vMerge w:val="restart"/>
+            <w:vAlign w:val="center"/>
           </w:tcPr>
           <w:p>
             <w:pPr>
               <w:spacing w:before="0" w:after="0"/>
+              <w:jc w:val="center"/>
               <w:rPr>
                 <w:rFonts w:ascii="Palatino Linotype" w:hAnsi="Palatino Linotype"/>
               </w:rPr>
             </w:pPr>
+            <w:r>
+              <w:rPr>
+                <w:rFonts w:ascii="Palatino Linotype" w:hAnsi="Palatino Linotype"/>
+              </w:rPr>
+              <w:t>|</w:t>
+            </w:r>
           </w:p>
         </w:tc>
         <w:tc>
           <w:tcPr>
-            <w:tcW w:w="5147" w:type="dxa"/>
+            <w:tcW w:w="5429" w:type="dxa"/>
           </w:tcPr>
           <w:p>
             <w:pPr>
@@ -770,25 +852,7 @@
               <w:rPr>
                 <w:rFonts w:ascii="Palatino Linotype" w:hAnsi="Palatino Linotype"/>
               </w:rPr>
-              <w:t>Water Music Suite No. 2, HWV 349</w:t>
-            </w:r>
-            <w:r>
-              <w:rPr>
-                <w:rFonts w:ascii="Palatino Linotype" w:hAnsi="Palatino Linotype"/>
-              </w:rPr>
-              <w:t xml:space="preserve"> </w:t>
-            </w:r>
-            <w:r>
-              <w:rPr>
-                <w:rFonts w:ascii="Palatino Linotype" w:hAnsi="Palatino Linotype"/>
-              </w:rPr>
-              <w:t>•</w:t>
-            </w:r>
-            <w:r>
-              <w:rPr>
-                <w:rFonts w:ascii="Palatino Linotype" w:hAnsi="Palatino Linotype"/>
-              </w:rPr>
-              <w:t xml:space="preserve"> 2. </w:t>
+              <w:t xml:space="preserve">Water Music Suite No. 2, HWV 349 • 2. </w:t>
             </w:r>
             <w:r>
               <w:rPr>
@@ -804,7 +868,7 @@
       <w:tr>
         <w:tc>
           <w:tcPr>
-            <w:tcW w:w="4972" w:type="dxa"/>
+            <w:tcW w:w="4770" w:type="dxa"/>
             <w:vMerge/>
           </w:tcPr>
           <w:p>
@@ -813,18 +877,22 @@
               <w:jc w:val="right"/>
               <w:rPr>
                 <w:rFonts w:ascii="Palatino Linotype" w:hAnsi="Palatino Linotype"/>
+                <w:b/>
+                <w:bCs/>
               </w:rPr>
             </w:pPr>
           </w:p>
         </w:tc>
         <w:tc>
           <w:tcPr>
-            <w:tcW w:w="350" w:type="dxa"/>
+            <w:tcW w:w="270" w:type="dxa"/>
             <w:vMerge/>
+            <w:vAlign w:val="center"/>
           </w:tcPr>
           <w:p>
             <w:pPr>
               <w:spacing w:before="0" w:after="0"/>
+              <w:jc w:val="center"/>
               <w:rPr>
                 <w:rFonts w:ascii="Palatino Linotype" w:hAnsi="Palatino Linotype"/>
               </w:rPr>
@@ -833,7 +901,7 @@
         </w:tc>
         <w:tc>
           <w:tcPr>
-            <w:tcW w:w="5147" w:type="dxa"/>
+            <w:tcW w:w="5429" w:type="dxa"/>
           </w:tcPr>
           <w:p>
             <w:pPr>
@@ -846,31 +914,7 @@
               <w:rPr>
                 <w:rFonts w:ascii="Palatino Linotype" w:hAnsi="Palatino Linotype"/>
               </w:rPr>
-              <w:t xml:space="preserve">Water Music Suite No. </w:t>
-            </w:r>
-            <w:r>
-              <w:rPr>
-                <w:rFonts w:ascii="Palatino Linotype" w:hAnsi="Palatino Linotype"/>
-              </w:rPr>
-              <w:t>3</w:t>
-            </w:r>
-            <w:r>
-              <w:rPr>
-                <w:rFonts w:ascii="Palatino Linotype" w:hAnsi="Palatino Linotype"/>
-              </w:rPr>
-              <w:t>, HWV 3</w:t>
-            </w:r>
-            <w:r>
-              <w:rPr>
-                <w:rFonts w:ascii="Palatino Linotype" w:hAnsi="Palatino Linotype"/>
-              </w:rPr>
-              <w:t>50</w:t>
-            </w:r>
-            <w:r>
-              <w:rPr>
-                <w:rFonts w:ascii="Palatino Linotype" w:hAnsi="Palatino Linotype"/>
-              </w:rPr>
-              <w:t xml:space="preserve"> • 2. </w:t>
+              <w:t xml:space="preserve">Water Music Suite No. 3, HWV 350 • 2. </w:t>
             </w:r>
             <w:r>
               <w:rPr>
@@ -977,9 +1021,9 @@
         <w:tblDescription w:val="Short-term action items table"/>
       </w:tblPr>
       <w:tblGrid>
-        <w:gridCol w:w="4972"/>
-        <w:gridCol w:w="350"/>
-        <w:gridCol w:w="5147"/>
+        <w:gridCol w:w="4770"/>
+        <w:gridCol w:w="270"/>
+        <w:gridCol w:w="5429"/>
       </w:tblGrid>
       <w:tr>
         <w:trPr>
@@ -987,13 +1031,41 @@
         </w:trPr>
         <w:tc>
           <w:tcPr>
-            <w:tcW w:w="4972" w:type="dxa"/>
+            <w:tcW w:w="4770" w:type="dxa"/>
           </w:tcPr>
           <w:p>
             <w:pPr>
               <w:pStyle w:val="Heading3"/>
               <w:spacing w:before="0" w:after="0"/>
               <w:jc w:val="right"/>
+              <w:rPr>
+                <w:rFonts w:ascii="Palatino Linotype" w:hAnsi="Palatino Linotype"/>
+                <w:b/>
+                <w:bCs/>
+                <w:color w:val="auto"/>
+              </w:rPr>
+            </w:pPr>
+            <w:r>
+              <w:rPr>
+                <w:rFonts w:ascii="Palatino Linotype" w:hAnsi="Palatino Linotype"/>
+                <w:b/>
+                <w:bCs/>
+                <w:color w:val="auto"/>
+              </w:rPr>
+              <w:t>Wolfgang Amadeus Mozart (1756–1791)</w:t>
+            </w:r>
+          </w:p>
+        </w:tc>
+        <w:tc>
+          <w:tcPr>
+            <w:tcW w:w="270" w:type="dxa"/>
+            <w:vAlign w:val="center"/>
+          </w:tcPr>
+          <w:p>
+            <w:pPr>
+              <w:pStyle w:val="Heading3"/>
+              <w:spacing w:before="0" w:after="0"/>
+              <w:jc w:val="center"/>
               <w:rPr>
                 <w:rFonts w:ascii="Palatino Linotype" w:hAnsi="Palatino Linotype"/>
                 <w:color w:val="auto"/>
@@ -1004,28 +1076,13 @@
                 <w:rFonts w:ascii="Palatino Linotype" w:hAnsi="Palatino Linotype"/>
                 <w:color w:val="auto"/>
               </w:rPr>
-              <w:t>Wolfgang Amadeus Mozart (1756–1791)</w:t>
+              <w:t>|</w:t>
             </w:r>
           </w:p>
         </w:tc>
         <w:tc>
           <w:tcPr>
-            <w:tcW w:w="350" w:type="dxa"/>
-          </w:tcPr>
-          <w:p>
-            <w:pPr>
-              <w:pStyle w:val="Heading3"/>
-              <w:spacing w:before="0" w:after="0"/>
-              <w:rPr>
-                <w:rFonts w:ascii="Palatino Linotype" w:hAnsi="Palatino Linotype"/>
-                <w:color w:val="auto"/>
-              </w:rPr>
-            </w:pPr>
-          </w:p>
-        </w:tc>
-        <w:tc>
-          <w:tcPr>
-            <w:tcW w:w="5147" w:type="dxa"/>
+            <w:tcW w:w="5429" w:type="dxa"/>
           </w:tcPr>
           <w:p>
             <w:pPr>
@@ -1057,6 +1114,7 @@
               </w:rPr>
               <w:t xml:space="preserve"> 3. </w:t>
             </w:r>
+            <w:proofErr w:type="spellStart"/>
             <w:r>
               <w:rPr>
                 <w:rFonts w:ascii="Palatino Linotype" w:hAnsi="Palatino Linotype"/>
@@ -1066,13 +1124,14 @@
               </w:rPr>
               <w:t>Menuett</w:t>
             </w:r>
+            <w:proofErr w:type="spellEnd"/>
           </w:p>
         </w:tc>
       </w:tr>
       <w:tr>
         <w:tc>
           <w:tcPr>
-            <w:tcW w:w="4972" w:type="dxa"/>
+            <w:tcW w:w="4770" w:type="dxa"/>
             <w:vMerge w:val="restart"/>
             <w:vAlign w:val="center"/>
           </w:tcPr>
@@ -1082,11 +1141,15 @@
               <w:jc w:val="right"/>
               <w:rPr>
                 <w:rFonts w:ascii="Palatino Linotype" w:hAnsi="Palatino Linotype"/>
+                <w:b/>
+                <w:bCs/>
               </w:rPr>
             </w:pPr>
             <w:r>
               <w:rPr>
                 <w:rFonts w:ascii="Palatino Linotype" w:hAnsi="Palatino Linotype"/>
+                <w:b/>
+                <w:bCs/>
               </w:rPr>
               <w:t>Ludwig van Beethoven (1770–1827)</w:t>
             </w:r>
@@ -1094,21 +1157,29 @@
         </w:tc>
         <w:tc>
           <w:tcPr>
-            <w:tcW w:w="350" w:type="dxa"/>
+            <w:tcW w:w="270" w:type="dxa"/>
             <w:vMerge w:val="restart"/>
+            <w:vAlign w:val="center"/>
           </w:tcPr>
           <w:p>
             <w:pPr>
               <w:spacing w:before="0" w:after="0"/>
+              <w:jc w:val="center"/>
               <w:rPr>
                 <w:rFonts w:ascii="Palatino Linotype" w:hAnsi="Palatino Linotype"/>
               </w:rPr>
             </w:pPr>
+            <w:r>
+              <w:rPr>
+                <w:rFonts w:ascii="Palatino Linotype" w:hAnsi="Palatino Linotype"/>
+              </w:rPr>
+              <w:t>|</w:t>
+            </w:r>
           </w:p>
         </w:tc>
         <w:tc>
           <w:tcPr>
-            <w:tcW w:w="5147" w:type="dxa"/>
+            <w:tcW w:w="5429" w:type="dxa"/>
           </w:tcPr>
           <w:p>
             <w:pPr>
@@ -1121,7 +1192,35 @@
               <w:rPr>
                 <w:rFonts w:ascii="Palatino Linotype" w:hAnsi="Palatino Linotype"/>
               </w:rPr>
-              <w:t xml:space="preserve">6 Minuets, WoO 10 </w:t>
+              <w:t xml:space="preserve">6 </w:t>
+            </w:r>
+            <w:proofErr w:type="spellStart"/>
+            <w:r>
+              <w:rPr>
+                <w:rFonts w:ascii="Palatino Linotype" w:hAnsi="Palatino Linotype"/>
+              </w:rPr>
+              <w:t>Minuets</w:t>
+            </w:r>
+            <w:proofErr w:type="spellEnd"/>
+            <w:r>
+              <w:rPr>
+                <w:rFonts w:ascii="Palatino Linotype" w:hAnsi="Palatino Linotype"/>
+              </w:rPr>
+              <w:t xml:space="preserve">, </w:t>
+            </w:r>
+            <w:proofErr w:type="spellStart"/>
+            <w:r>
+              <w:rPr>
+                <w:rFonts w:ascii="Palatino Linotype" w:hAnsi="Palatino Linotype"/>
+              </w:rPr>
+              <w:t>WoO</w:t>
+            </w:r>
+            <w:proofErr w:type="spellEnd"/>
+            <w:r>
+              <w:rPr>
+                <w:rFonts w:ascii="Palatino Linotype" w:hAnsi="Palatino Linotype"/>
+              </w:rPr>
+              <w:t xml:space="preserve"> 10 </w:t>
             </w:r>
             <w:r>
               <w:rPr>
@@ -1135,13 +1234,23 @@
               </w:rPr>
               <w:t xml:space="preserve"> 2. </w:t>
             </w:r>
+            <w:proofErr w:type="gramStart"/>
             <w:r>
               <w:rPr>
                 <w:rFonts w:ascii="Palatino Linotype" w:hAnsi="Palatino Linotype"/>
                 <w:i/>
                 <w:iCs/>
               </w:rPr>
-              <w:t>Minuet in G</w:t>
+              <w:t>Minuet</w:t>
+            </w:r>
+            <w:proofErr w:type="gramEnd"/>
+            <w:r>
+              <w:rPr>
+                <w:rFonts w:ascii="Palatino Linotype" w:hAnsi="Palatino Linotype"/>
+                <w:i/>
+                <w:iCs/>
+              </w:rPr>
+              <w:t xml:space="preserve"> in G</w:t>
             </w:r>
           </w:p>
         </w:tc>
@@ -1149,7 +1258,7 @@
       <w:tr>
         <w:tc>
           <w:tcPr>
-            <w:tcW w:w="4972" w:type="dxa"/>
+            <w:tcW w:w="4770" w:type="dxa"/>
             <w:vMerge/>
           </w:tcPr>
           <w:p>
@@ -1158,18 +1267,22 @@
               <w:jc w:val="right"/>
               <w:rPr>
                 <w:rFonts w:ascii="Palatino Linotype" w:hAnsi="Palatino Linotype"/>
+                <w:b/>
+                <w:bCs/>
               </w:rPr>
             </w:pPr>
           </w:p>
         </w:tc>
         <w:tc>
           <w:tcPr>
-            <w:tcW w:w="350" w:type="dxa"/>
+            <w:tcW w:w="270" w:type="dxa"/>
             <w:vMerge/>
+            <w:vAlign w:val="center"/>
           </w:tcPr>
           <w:p>
             <w:pPr>
               <w:spacing w:before="0" w:after="0"/>
+              <w:jc w:val="center"/>
               <w:rPr>
                 <w:rFonts w:ascii="Palatino Linotype" w:hAnsi="Palatino Linotype"/>
               </w:rPr>
@@ -1178,7 +1291,7 @@
         </w:tc>
         <w:tc>
           <w:tcPr>
-            <w:tcW w:w="5147" w:type="dxa"/>
+            <w:tcW w:w="5429" w:type="dxa"/>
           </w:tcPr>
           <w:p>
             <w:pPr>
@@ -1225,12 +1338,37 @@
       <w:tr>
         <w:tc>
           <w:tcPr>
-            <w:tcW w:w="4972" w:type="dxa"/>
+            <w:tcW w:w="4770" w:type="dxa"/>
           </w:tcPr>
           <w:p>
             <w:pPr>
               <w:spacing w:before="0" w:after="0"/>
               <w:jc w:val="right"/>
+              <w:rPr>
+                <w:rFonts w:ascii="Palatino Linotype" w:hAnsi="Palatino Linotype"/>
+                <w:b/>
+                <w:bCs/>
+              </w:rPr>
+            </w:pPr>
+            <w:r>
+              <w:rPr>
+                <w:rFonts w:ascii="Palatino Linotype" w:hAnsi="Palatino Linotype"/>
+                <w:b/>
+                <w:bCs/>
+              </w:rPr>
+              <w:t>Fanny Hensel (née Mendelssohn) (1805–1847)</w:t>
+            </w:r>
+          </w:p>
+        </w:tc>
+        <w:tc>
+          <w:tcPr>
+            <w:tcW w:w="270" w:type="dxa"/>
+            <w:vAlign w:val="center"/>
+          </w:tcPr>
+          <w:p>
+            <w:pPr>
+              <w:spacing w:before="0" w:after="0"/>
+              <w:jc w:val="center"/>
               <w:rPr>
                 <w:rFonts w:ascii="Palatino Linotype" w:hAnsi="Palatino Linotype"/>
               </w:rPr>
@@ -1239,26 +1377,13 @@
               <w:rPr>
                 <w:rFonts w:ascii="Palatino Linotype" w:hAnsi="Palatino Linotype"/>
               </w:rPr>
-              <w:t>Fanny Hensel (née Mendelssohn) (1805–1847)</w:t>
+              <w:t>|</w:t>
             </w:r>
           </w:p>
         </w:tc>
         <w:tc>
           <w:tcPr>
-            <w:tcW w:w="350" w:type="dxa"/>
-          </w:tcPr>
-          <w:p>
-            <w:pPr>
-              <w:spacing w:before="0" w:after="0"/>
-              <w:rPr>
-                <w:rFonts w:ascii="Palatino Linotype" w:hAnsi="Palatino Linotype"/>
-              </w:rPr>
-            </w:pPr>
-          </w:p>
-        </w:tc>
-        <w:tc>
-          <w:tcPr>
-            <w:tcW w:w="5147" w:type="dxa"/>
+            <w:tcW w:w="5429" w:type="dxa"/>
           </w:tcPr>
           <w:p>
             <w:pPr>
@@ -1303,20 +1428,55 @@
                 <w:i/>
                 <w:iCs/>
               </w:rPr>
-              <w:t>Adagio ma non troppo</w:t>
+              <w:t xml:space="preserve">Adagio ma non </w:t>
             </w:r>
+            <w:proofErr w:type="spellStart"/>
+            <w:r>
+              <w:rPr>
+                <w:rFonts w:ascii="Palatino Linotype" w:hAnsi="Palatino Linotype"/>
+                <w:i/>
+                <w:iCs/>
+              </w:rPr>
+              <w:t>troppo</w:t>
+            </w:r>
+            <w:proofErr w:type="spellEnd"/>
           </w:p>
         </w:tc>
       </w:tr>
       <w:tr>
         <w:tc>
           <w:tcPr>
-            <w:tcW w:w="4972" w:type="dxa"/>
+            <w:tcW w:w="4770" w:type="dxa"/>
           </w:tcPr>
           <w:p>
             <w:pPr>
               <w:spacing w:before="0" w:after="0"/>
               <w:jc w:val="right"/>
+              <w:rPr>
+                <w:rFonts w:ascii="Palatino Linotype" w:hAnsi="Palatino Linotype"/>
+                <w:b/>
+                <w:bCs/>
+              </w:rPr>
+            </w:pPr>
+            <w:r>
+              <w:rPr>
+                <w:rFonts w:ascii="Palatino Linotype" w:hAnsi="Palatino Linotype"/>
+                <w:b/>
+                <w:bCs/>
+              </w:rPr>
+              <w:t>Francisco Tárrega (1852-1909)</w:t>
+            </w:r>
+          </w:p>
+        </w:tc>
+        <w:tc>
+          <w:tcPr>
+            <w:tcW w:w="270" w:type="dxa"/>
+            <w:vAlign w:val="center"/>
+          </w:tcPr>
+          <w:p>
+            <w:pPr>
+              <w:spacing w:before="0" w:after="0"/>
+              <w:jc w:val="center"/>
               <w:rPr>
                 <w:rFonts w:ascii="Palatino Linotype" w:hAnsi="Palatino Linotype"/>
               </w:rPr>
@@ -1325,26 +1485,13 @@
               <w:rPr>
                 <w:rFonts w:ascii="Palatino Linotype" w:hAnsi="Palatino Linotype"/>
               </w:rPr>
-              <w:t>Francisco Tárrega (1852-1909)</w:t>
+              <w:t>|</w:t>
             </w:r>
           </w:p>
         </w:tc>
         <w:tc>
           <w:tcPr>
-            <w:tcW w:w="350" w:type="dxa"/>
-          </w:tcPr>
-          <w:p>
-            <w:pPr>
-              <w:spacing w:before="0" w:after="0"/>
-              <w:rPr>
-                <w:rFonts w:ascii="Palatino Linotype" w:hAnsi="Palatino Linotype"/>
-              </w:rPr>
-            </w:pPr>
-          </w:p>
-        </w:tc>
-        <w:tc>
-          <w:tcPr>
-            <w:tcW w:w="5147" w:type="dxa"/>
+            <w:tcW w:w="5429" w:type="dxa"/>
           </w:tcPr>
           <w:p>
             <w:pPr>
@@ -1361,8 +1508,18 @@
                 <w:i/>
                 <w:iCs/>
               </w:rPr>
-              <w:t>Gran Vals</w:t>
+              <w:t xml:space="preserve">Gran </w:t>
             </w:r>
+            <w:proofErr w:type="spellStart"/>
+            <w:r>
+              <w:rPr>
+                <w:rFonts w:ascii="Palatino Linotype" w:hAnsi="Palatino Linotype"/>
+                <w:i/>
+                <w:iCs/>
+              </w:rPr>
+              <w:t>Vals</w:t>
+            </w:r>
+            <w:proofErr w:type="spellEnd"/>
           </w:p>
         </w:tc>
       </w:tr>
@@ -1413,14 +1570,7 @@
           <w:rFonts w:ascii="Palatino Linotype" w:hAnsi="Palatino Linotype"/>
           <w:szCs w:val="22"/>
         </w:rPr>
-        <w:t>Maria Theresia von Paradis</w:t>
-      </w:r>
-      <w:r>
-        <w:rPr>
-          <w:rFonts w:ascii="Palatino Linotype" w:hAnsi="Palatino Linotype"/>
-          <w:szCs w:val="22"/>
-        </w:rPr>
-        <w:t>,</w:t>
+        <w:t>Maria Theresia von Paradis,</w:t>
       </w:r>
       <w:r>
         <w:rPr>
@@ -1499,9 +1649,9 @@
         <w:tblDescription w:val="Short-term action items table"/>
       </w:tblPr>
       <w:tblGrid>
-        <w:gridCol w:w="4972"/>
-        <w:gridCol w:w="350"/>
-        <w:gridCol w:w="5147"/>
+        <w:gridCol w:w="4770"/>
+        <w:gridCol w:w="270"/>
+        <w:gridCol w:w="5429"/>
       </w:tblGrid>
       <w:tr>
         <w:trPr>
@@ -1509,13 +1659,41 @@
         </w:trPr>
         <w:tc>
           <w:tcPr>
-            <w:tcW w:w="5130" w:type="dxa"/>
+            <w:tcW w:w="4770" w:type="dxa"/>
           </w:tcPr>
           <w:p>
             <w:pPr>
               <w:pStyle w:val="Heading3"/>
               <w:spacing w:before="0" w:after="0"/>
               <w:jc w:val="right"/>
+              <w:rPr>
+                <w:rFonts w:ascii="Palatino Linotype" w:hAnsi="Palatino Linotype"/>
+                <w:b/>
+                <w:bCs/>
+                <w:color w:val="auto"/>
+              </w:rPr>
+            </w:pPr>
+            <w:r>
+              <w:rPr>
+                <w:rFonts w:ascii="Palatino Linotype" w:hAnsi="Palatino Linotype"/>
+                <w:b/>
+                <w:bCs/>
+                <w:color w:val="auto"/>
+              </w:rPr>
+              <w:t>Dmitri Shostakovich (1906–1975)</w:t>
+            </w:r>
+          </w:p>
+        </w:tc>
+        <w:tc>
+          <w:tcPr>
+            <w:tcW w:w="270" w:type="dxa"/>
+            <w:vAlign w:val="center"/>
+          </w:tcPr>
+          <w:p>
+            <w:pPr>
+              <w:pStyle w:val="Heading3"/>
+              <w:spacing w:before="0" w:after="0"/>
+              <w:jc w:val="center"/>
               <w:rPr>
                 <w:rFonts w:ascii="Palatino Linotype" w:hAnsi="Palatino Linotype"/>
                 <w:color w:val="auto"/>
@@ -1526,28 +1704,13 @@
                 <w:rFonts w:ascii="Palatino Linotype" w:hAnsi="Palatino Linotype"/>
                 <w:color w:val="auto"/>
               </w:rPr>
-              <w:t>Dmitri Shostakovich (1906–1975)</w:t>
+              <w:t>|</w:t>
             </w:r>
           </w:p>
         </w:tc>
         <w:tc>
           <w:tcPr>
-            <w:tcW w:w="360" w:type="dxa"/>
-          </w:tcPr>
-          <w:p>
-            <w:pPr>
-              <w:pStyle w:val="Heading3"/>
-              <w:spacing w:before="0" w:after="0"/>
-              <w:rPr>
-                <w:rFonts w:ascii="Palatino Linotype" w:hAnsi="Palatino Linotype"/>
-                <w:color w:val="auto"/>
-              </w:rPr>
-            </w:pPr>
-          </w:p>
-        </w:tc>
-        <w:tc>
-          <w:tcPr>
-            <w:tcW w:w="5310" w:type="dxa"/>
+            <w:tcW w:w="5429" w:type="dxa"/>
           </w:tcPr>
           <w:p>
             <w:pPr>
@@ -1584,21 +1747,7 @@
                 <w:rFonts w:ascii="Palatino Linotype" w:hAnsi="Palatino Linotype"/>
                 <w:color w:val="auto"/>
               </w:rPr>
-              <w:t xml:space="preserve"> </w:t>
-            </w:r>
-            <w:r>
-              <w:rPr>
-                <w:rFonts w:ascii="Palatino Linotype" w:hAnsi="Palatino Linotype"/>
-                <w:color w:val="auto"/>
-              </w:rPr>
-              <w:t>7</w:t>
-            </w:r>
-            <w:r>
-              <w:rPr>
-                <w:rFonts w:ascii="Palatino Linotype" w:hAnsi="Palatino Linotype"/>
-                <w:color w:val="auto"/>
-              </w:rPr>
-              <w:t xml:space="preserve">. </w:t>
+              <w:t xml:space="preserve"> 7. </w:t>
             </w:r>
             <w:r>
               <w:rPr>
@@ -1649,7 +1798,7 @@
     <w:sectPr>
       <w:footerReference w:type="default" r:id="rId12"/>
       <w:pgSz w:w="11909" w:h="16834" w:code="9"/>
-      <w:pgMar w:top="720" w:right="720" w:bottom="720" w:left="720" w:header="720" w:footer="720" w:gutter="0"/>
+      <w:pgMar w:top="1890" w:right="720" w:bottom="720" w:left="720" w:header="720" w:footer="720" w:gutter="0"/>
       <w:cols w:space="720"/>
       <w:titlePg/>
       <w:docGrid w:linePitch="360"/>
@@ -27237,35 +27386,6 @@
 </file>
 
 <file path=customXml/item1.xml><?xml version="1.0" encoding="utf-8"?>
-<p:properties xmlns:p="http://schemas.microsoft.com/office/2006/metadata/properties" xmlns:xsi="http://www.w3.org/2001/XMLSchema-instance" xmlns:pc="http://schemas.microsoft.com/office/infopath/2007/PartnerControls">
-  <documentManagement>
-    <_ip_UnifiedCompliancePolicyUIAction xmlns="http://schemas.microsoft.com/sharepoint/v3" xsi:nil="true"/>
-    <Image xmlns="71af3243-3dd4-4a8d-8c0d-dd76da1f02a5">
-      <Url xsi:nil="true"/>
-      <Description xsi:nil="true"/>
-    </Image>
-    <Status xmlns="71af3243-3dd4-4a8d-8c0d-dd76da1f02a5">Not started</Status>
-    <Background xmlns="71af3243-3dd4-4a8d-8c0d-dd76da1f02a5">false</Background>
-    <_ip_UnifiedCompliancePolicyProperties xmlns="http://schemas.microsoft.com/sharepoint/v3" xsi:nil="true"/>
-    <ImageTagsTaxHTField xmlns="71af3243-3dd4-4a8d-8c0d-dd76da1f02a5">
-      <Terms xmlns="http://schemas.microsoft.com/office/infopath/2007/PartnerControls"/>
-    </ImageTagsTaxHTField>
-    <TaxCatchAll xmlns="230e9df3-be65-4c73-a93b-d1236ebd677e" xsi:nil="true"/>
-    <MediaServiceKeyPoints xmlns="71af3243-3dd4-4a8d-8c0d-dd76da1f02a5" xsi:nil="true"/>
-  </documentManagement>
-</p:properties>
-</file>
-
-<file path=customXml/item2.xml><?xml version="1.0" encoding="utf-8"?>
-<?mso-contentType ?>
-<FormTemplates xmlns="http://schemas.microsoft.com/sharepoint/v3/contenttype/forms">
-  <Display>DocumentLibraryForm</Display>
-  <Edit>DocumentLibraryForm</Edit>
-  <New>DocumentLibraryForm</New>
-</FormTemplates>
-</file>
-
-<file path=customXml/item3.xml><?xml version="1.0" encoding="utf-8"?>
 <ct:contentTypeSchema xmlns:ct="http://schemas.microsoft.com/office/2006/metadata/contentType" xmlns:ma="http://schemas.microsoft.com/office/2006/metadata/properties/metaAttributes" ct:_="" ma:_="" ma:contentTypeName="Document" ma:contentTypeID="0x01010079F111ED35F8CC479449609E8A0923A6" ma:contentTypeVersion="24" ma:contentTypeDescription="Create a new document." ma:contentTypeScope="" ma:versionID="2d714a3296df14eba7a100bb665443ca">
   <xsd:schema xmlns:xsd="http://www.w3.org/2001/XMLSchema" xmlns:xs="http://www.w3.org/2001/XMLSchema" xmlns:p="http://schemas.microsoft.com/office/2006/metadata/properties" xmlns:ns1="http://schemas.microsoft.com/sharepoint/v3" xmlns:ns2="71af3243-3dd4-4a8d-8c0d-dd76da1f02a5" xmlns:ns3="16c05727-aa75-4e4a-9b5f-8a80a1165891" xmlns:ns4="230e9df3-be65-4c73-a93b-d1236ebd677e" targetNamespace="http://schemas.microsoft.com/office/2006/metadata/properties" ma:root="true" ma:fieldsID="49549bf45bfbbfb6cffed527380e77e1" ns1:_="" ns2:_="" ns3:_="" ns4:_="">
     <xsd:import namespace="http://schemas.microsoft.com/sharepoint/v3"/>
@@ -27553,27 +27673,36 @@
 </ct:contentTypeSchema>
 </file>
 
-<file path=customXml/itemProps1.xml><?xml version="1.0" encoding="utf-8"?>
-<ds:datastoreItem xmlns:ds="http://schemas.openxmlformats.org/officeDocument/2006/customXml" ds:itemID="{EF4CB403-43D3-4084-BAD4-497D9897173A}">
-  <ds:schemaRefs>
-    <ds:schemaRef ds:uri="http://schemas.microsoft.com/office/2006/metadata/properties"/>
-    <ds:schemaRef ds:uri="http://schemas.microsoft.com/office/infopath/2007/PartnerControls"/>
-    <ds:schemaRef ds:uri="http://schemas.microsoft.com/sharepoint/v3"/>
-    <ds:schemaRef ds:uri="71af3243-3dd4-4a8d-8c0d-dd76da1f02a5"/>
-    <ds:schemaRef ds:uri="230e9df3-be65-4c73-a93b-d1236ebd677e"/>
-  </ds:schemaRefs>
-</ds:datastoreItem>
+<file path=customXml/item2.xml><?xml version="1.0" encoding="utf-8"?>
+<?mso-contentType ?>
+<FormTemplates xmlns="http://schemas.microsoft.com/sharepoint/v3/contenttype/forms">
+  <Display>DocumentLibraryForm</Display>
+  <Edit>DocumentLibraryForm</Edit>
+  <New>DocumentLibraryForm</New>
+</FormTemplates>
 </file>
 
-<file path=customXml/itemProps2.xml><?xml version="1.0" encoding="utf-8"?>
-<ds:datastoreItem xmlns:ds="http://schemas.openxmlformats.org/officeDocument/2006/customXml" ds:itemID="{2F086410-FAE5-46E1-9CB0-7F0B44342972}">
-  <ds:schemaRefs>
-    <ds:schemaRef ds:uri="http://schemas.microsoft.com/sharepoint/v3/contenttype/forms"/>
-  </ds:schemaRefs>
-</ds:datastoreItem>
+<file path=customXml/item3.xml><?xml version="1.0" encoding="utf-8"?>
+<p:properties xmlns:p="http://schemas.microsoft.com/office/2006/metadata/properties" xmlns:xsi="http://www.w3.org/2001/XMLSchema-instance" xmlns:pc="http://schemas.microsoft.com/office/infopath/2007/PartnerControls">
+  <documentManagement>
+    <_ip_UnifiedCompliancePolicyUIAction xmlns="http://schemas.microsoft.com/sharepoint/v3" xsi:nil="true"/>
+    <Image xmlns="71af3243-3dd4-4a8d-8c0d-dd76da1f02a5">
+      <Url xsi:nil="true"/>
+      <Description xsi:nil="true"/>
+    </Image>
+    <Status xmlns="71af3243-3dd4-4a8d-8c0d-dd76da1f02a5">Not started</Status>
+    <Background xmlns="71af3243-3dd4-4a8d-8c0d-dd76da1f02a5">false</Background>
+    <_ip_UnifiedCompliancePolicyProperties xmlns="http://schemas.microsoft.com/sharepoint/v3" xsi:nil="true"/>
+    <ImageTagsTaxHTField xmlns="71af3243-3dd4-4a8d-8c0d-dd76da1f02a5">
+      <Terms xmlns="http://schemas.microsoft.com/office/infopath/2007/PartnerControls"/>
+    </ImageTagsTaxHTField>
+    <TaxCatchAll xmlns="230e9df3-be65-4c73-a93b-d1236ebd677e" xsi:nil="true"/>
+    <MediaServiceKeyPoints xmlns="71af3243-3dd4-4a8d-8c0d-dd76da1f02a5" xsi:nil="true"/>
+  </documentManagement>
+</p:properties>
 </file>
 
-<file path=customXml/itemProps3.xml><?xml version="1.0" encoding="utf-8"?>
+<file path=customXml/itemProps1.xml><?xml version="1.0" encoding="utf-8"?>
 <ds:datastoreItem xmlns:ds="http://schemas.openxmlformats.org/officeDocument/2006/customXml" ds:itemID="{CAED09CB-92A0-414F-B35F-F9C2F2F107A1}">
   <ds:schemaRefs>
     <ds:schemaRef ds:uri="http://schemas.microsoft.com/office/2006/metadata/contentType"/>
@@ -27592,4 +27721,24 @@
     <ds:schemaRef ds:uri="http://schemas.microsoft.com/internal/obd"/>
   </ds:schemaRefs>
 </ds:datastoreItem>
+</file>
+
+<file path=customXml/itemProps2.xml><?xml version="1.0" encoding="utf-8"?>
+<ds:datastoreItem xmlns:ds="http://schemas.openxmlformats.org/officeDocument/2006/customXml" ds:itemID="{2F086410-FAE5-46E1-9CB0-7F0B44342972}">
+  <ds:schemaRefs>
+    <ds:schemaRef ds:uri="http://schemas.microsoft.com/sharepoint/v3/contenttype/forms"/>
+  </ds:schemaRefs>
+</ds:datastoreItem>
+</file>
+
+<file path=customXml/itemProps3.xml><?xml version="1.0" encoding="utf-8"?>
+<ds:datastoreItem xmlns:ds="http://schemas.openxmlformats.org/officeDocument/2006/customXml" ds:itemID="{EF4CB403-43D3-4084-BAD4-497D9897173A}">
+  <ds:schemaRefs>
+    <ds:schemaRef ds:uri="http://schemas.microsoft.com/office/2006/metadata/properties"/>
+    <ds:schemaRef ds:uri="http://schemas.microsoft.com/office/infopath/2007/PartnerControls"/>
+    <ds:schemaRef ds:uri="http://schemas.microsoft.com/sharepoint/v3"/>
+    <ds:schemaRef ds:uri="71af3243-3dd4-4a8d-8c0d-dd76da1f02a5"/>
+    <ds:schemaRef ds:uri="230e9df3-be65-4c73-a93b-d1236ebd677e"/>
+  </ds:schemaRefs>
+</ds:datastoreItem>
 </file>
--- a/quartet/gigs/2026-08-30_MoCA/programme.docx
+++ b/quartet/gigs/2026-08-30_MoCA/programme.docx
@@ -35,7 +35,7 @@
                     <pic:cNvPicPr/>
                   </pic:nvPicPr>
                   <pic:blipFill rotWithShape="1">
-                    <a:blip r:embed="rId10"/>
+                    <a:blip r:embed="rId11"/>
                     <a:srcRect l="5208" t="7441" r="5208" b="7441"/>
                     <a:stretch>
                       <a:fillRect/>
@@ -98,7 +98,7 @@
                     <pic:cNvPicPr/>
                   </pic:nvPicPr>
                   <pic:blipFill>
-                    <a:blip r:embed="rId11"/>
+                    <a:blip r:embed="rId12"/>
                     <a:stretch>
                       <a:fillRect/>
                     </a:stretch>
@@ -311,13 +311,15 @@
                 <w:color w:val="auto"/>
               </w:rPr>
             </w:pPr>
-            <w:r>
-              <w:rPr>
-                <w:rFonts w:ascii="Palatino Linotype" w:hAnsi="Palatino Linotype"/>
-                <w:color w:val="auto"/>
-              </w:rPr>
-              <w:t>Fantasia No. 1</w:t>
-            </w:r>
+            <w:hyperlink r:id="rId13" w:history="1">
+              <w:r>
+                <w:rPr>
+                  <w:rStyle w:val="Hyperlink"/>
+                  <w:rFonts w:ascii="Palatino Linotype" w:hAnsi="Palatino Linotype"/>
+                </w:rPr>
+                <w:t>Fantasia No. 1</w:t>
+              </w:r>
+            </w:hyperlink>
           </w:p>
         </w:tc>
       </w:tr>
@@ -396,12 +398,15 @@
                 <w:rFonts w:ascii="Palatino Linotype" w:hAnsi="Palatino Linotype"/>
               </w:rPr>
             </w:pPr>
-            <w:r>
-              <w:rPr>
-                <w:rFonts w:ascii="Palatino Linotype" w:hAnsi="Palatino Linotype"/>
-              </w:rPr>
-              <w:t>Quadro Pavane / Galliard</w:t>
-            </w:r>
+            <w:hyperlink r:id="rId14" w:history="1">
+              <w:r>
+                <w:rPr>
+                  <w:rStyle w:val="Hyperlink"/>
+                  <w:rFonts w:ascii="Palatino Linotype" w:hAnsi="Palatino Linotype"/>
+                </w:rPr>
+                <w:t>Quadro Pavane / Galliard</w:t>
+              </w:r>
+            </w:hyperlink>
           </w:p>
         </w:tc>
       </w:tr>
@@ -573,22 +578,24 @@
                 <w:color w:val="auto"/>
               </w:rPr>
             </w:pPr>
-            <w:r>
-              <w:rPr>
-                <w:rFonts w:ascii="Palatino Linotype" w:hAnsi="Palatino Linotype"/>
-                <w:color w:val="auto"/>
-              </w:rPr>
-              <w:t xml:space="preserve">Canon and Gigue, P. 37 • 2. </w:t>
-            </w:r>
-            <w:r>
-              <w:rPr>
-                <w:rFonts w:ascii="Palatino Linotype" w:hAnsi="Palatino Linotype"/>
-                <w:i/>
-                <w:iCs/>
-                <w:color w:val="auto"/>
-              </w:rPr>
-              <w:t>Gigue</w:t>
-            </w:r>
+            <w:hyperlink r:id="rId15" w:history="1">
+              <w:r>
+                <w:rPr>
+                  <w:rStyle w:val="Hyperlink"/>
+                  <w:rFonts w:ascii="Palatino Linotype" w:hAnsi="Palatino Linotype"/>
+                </w:rPr>
+                <w:t xml:space="preserve">Canon and Gigue, P. 37 • 2. </w:t>
+              </w:r>
+              <w:r>
+                <w:rPr>
+                  <w:rStyle w:val="Hyperlink"/>
+                  <w:rFonts w:ascii="Palatino Linotype" w:hAnsi="Palatino Linotype"/>
+                  <w:i/>
+                  <w:iCs/>
+                </w:rPr>
+                <w:t>Gigue</w:t>
+              </w:r>
+            </w:hyperlink>
           </w:p>
         </w:tc>
       </w:tr>
@@ -649,32 +656,52 @@
                 <w:rFonts w:ascii="Palatino Linotype" w:hAnsi="Palatino Linotype"/>
               </w:rPr>
             </w:pPr>
-            <w:r>
-              <w:rPr>
-                <w:rFonts w:ascii="Palatino Linotype" w:hAnsi="Palatino Linotype"/>
-              </w:rPr>
-              <w:t>The Four Seasons</w:t>
-            </w:r>
-            <w:r>
-              <w:rPr>
-                <w:rFonts w:ascii="Palatino Linotype" w:hAnsi="Palatino Linotype"/>
-              </w:rPr>
-              <w:t>, RV 297</w:t>
-            </w:r>
-            <w:r>
-              <w:rPr>
-                <w:rFonts w:ascii="Palatino Linotype" w:hAnsi="Palatino Linotype"/>
-              </w:rPr>
-              <w:t xml:space="preserve">: Winter • 2. </w:t>
-            </w:r>
-            <w:r>
-              <w:rPr>
-                <w:rFonts w:ascii="Palatino Linotype" w:hAnsi="Palatino Linotype"/>
-                <w:i/>
-                <w:iCs/>
-              </w:rPr>
-              <w:t>Largo</w:t>
-            </w:r>
+            <w:hyperlink r:id="rId16" w:history="1">
+              <w:r>
+                <w:rPr>
+                  <w:rStyle w:val="Hyperlink"/>
+                  <w:rFonts w:ascii="Palatino Linotype" w:hAnsi="Palatino Linotype"/>
+                </w:rPr>
+                <w:t>The Four Seasons</w:t>
+              </w:r>
+              <w:r>
+                <w:rPr>
+                  <w:rStyle w:val="Hyperlink"/>
+                  <w:rFonts w:ascii="Palatino Linotype" w:hAnsi="Palatino Linotype"/>
+                </w:rPr>
+                <w:t xml:space="preserve">, </w:t>
+              </w:r>
+              <w:r>
+                <w:rPr>
+                  <w:rStyle w:val="Hyperlink"/>
+                  <w:rFonts w:ascii="Palatino Linotype" w:hAnsi="Palatino Linotype"/>
+                </w:rPr>
+                <w:t>R</w:t>
+              </w:r>
+              <w:r>
+                <w:rPr>
+                  <w:rStyle w:val="Hyperlink"/>
+                  <w:rFonts w:ascii="Palatino Linotype" w:hAnsi="Palatino Linotype"/>
+                </w:rPr>
+                <w:t>V 297</w:t>
+              </w:r>
+              <w:r>
+                <w:rPr>
+                  <w:rStyle w:val="Hyperlink"/>
+                  <w:rFonts w:ascii="Palatino Linotype" w:hAnsi="Palatino Linotype"/>
+                </w:rPr>
+                <w:t xml:space="preserve">: Winter • 2. </w:t>
+              </w:r>
+              <w:r>
+                <w:rPr>
+                  <w:rStyle w:val="Hyperlink"/>
+                  <w:rFonts w:ascii="Palatino Linotype" w:hAnsi="Palatino Linotype"/>
+                  <w:i/>
+                  <w:iCs/>
+                </w:rPr>
+                <w:t>Largo</w:t>
+              </w:r>
+            </w:hyperlink>
           </w:p>
         </w:tc>
       </w:tr>
@@ -735,56 +762,64 @@
                 <w:rFonts w:ascii="Palatino Linotype" w:hAnsi="Palatino Linotype"/>
               </w:rPr>
             </w:pPr>
-            <w:r>
-              <w:rPr>
-                <w:rFonts w:ascii="Palatino Linotype" w:hAnsi="Palatino Linotype"/>
-              </w:rPr>
-              <w:t xml:space="preserve">Cantata BWV 147 • </w:t>
-            </w:r>
-            <w:r>
-              <w:rPr>
-                <w:rFonts w:ascii="Palatino Linotype" w:hAnsi="Palatino Linotype"/>
-                <w:i/>
-                <w:iCs/>
-              </w:rPr>
-              <w:t xml:space="preserve">Jesu </w:t>
-            </w:r>
-            <w:proofErr w:type="spellStart"/>
-            <w:r>
-              <w:rPr>
-                <w:rFonts w:ascii="Palatino Linotype" w:hAnsi="Palatino Linotype"/>
-                <w:i/>
-                <w:iCs/>
-              </w:rPr>
-              <w:t>bleibet</w:t>
-            </w:r>
-            <w:proofErr w:type="spellEnd"/>
-            <w:r>
-              <w:rPr>
-                <w:rFonts w:ascii="Palatino Linotype" w:hAnsi="Palatino Linotype"/>
-                <w:i/>
-                <w:iCs/>
-              </w:rPr>
-              <w:t xml:space="preserve"> </w:t>
-            </w:r>
-            <w:proofErr w:type="spellStart"/>
-            <w:r>
-              <w:rPr>
-                <w:rFonts w:ascii="Palatino Linotype" w:hAnsi="Palatino Linotype"/>
-                <w:i/>
-                <w:iCs/>
-              </w:rPr>
-              <w:t>meine</w:t>
-            </w:r>
-            <w:proofErr w:type="spellEnd"/>
-            <w:r>
-              <w:rPr>
-                <w:rFonts w:ascii="Palatino Linotype" w:hAnsi="Palatino Linotype"/>
-                <w:i/>
-                <w:iCs/>
-              </w:rPr>
-              <w:t xml:space="preserve"> Freude</w:t>
-            </w:r>
+            <w:hyperlink r:id="rId17" w:history="1">
+              <w:r>
+                <w:rPr>
+                  <w:rStyle w:val="Hyperlink"/>
+                  <w:rFonts w:ascii="Palatino Linotype" w:hAnsi="Palatino Linotype"/>
+                </w:rPr>
+                <w:t xml:space="preserve">Cantata BWV 147 • </w:t>
+              </w:r>
+              <w:r>
+                <w:rPr>
+                  <w:rStyle w:val="Hyperlink"/>
+                  <w:rFonts w:ascii="Palatino Linotype" w:hAnsi="Palatino Linotype"/>
+                  <w:i/>
+                  <w:iCs/>
+                </w:rPr>
+                <w:t xml:space="preserve">Jesu </w:t>
+              </w:r>
+              <w:proofErr w:type="spellStart"/>
+              <w:r>
+                <w:rPr>
+                  <w:rStyle w:val="Hyperlink"/>
+                  <w:rFonts w:ascii="Palatino Linotype" w:hAnsi="Palatino Linotype"/>
+                  <w:i/>
+                  <w:iCs/>
+                </w:rPr>
+                <w:t>bleibet</w:t>
+              </w:r>
+              <w:proofErr w:type="spellEnd"/>
+              <w:r>
+                <w:rPr>
+                  <w:rStyle w:val="Hyperlink"/>
+                  <w:rFonts w:ascii="Palatino Linotype" w:hAnsi="Palatino Linotype"/>
+                  <w:i/>
+                  <w:iCs/>
+                </w:rPr>
+                <w:t xml:space="preserve"> </w:t>
+              </w:r>
+              <w:proofErr w:type="spellStart"/>
+              <w:r>
+                <w:rPr>
+                  <w:rStyle w:val="Hyperlink"/>
+                  <w:rFonts w:ascii="Palatino Linotype" w:hAnsi="Palatino Linotype"/>
+                  <w:i/>
+                  <w:iCs/>
+                </w:rPr>
+                <w:t>meine</w:t>
+              </w:r>
+              <w:proofErr w:type="spellEnd"/>
+              <w:r>
+                <w:rPr>
+                  <w:rStyle w:val="Hyperlink"/>
+                  <w:rFonts w:ascii="Palatino Linotype" w:hAnsi="Palatino Linotype"/>
+                  <w:i/>
+                  <w:iCs/>
+                </w:rPr>
+                <w:t xml:space="preserve"> Freude</w:t>
+              </w:r>
+            </w:hyperlink>
           </w:p>
         </w:tc>
       </w:tr>
@@ -848,20 +883,24 @@
                 <w:rFonts w:ascii="Palatino Linotype" w:hAnsi="Palatino Linotype"/>
               </w:rPr>
             </w:pPr>
-            <w:r>
-              <w:rPr>
-                <w:rFonts w:ascii="Palatino Linotype" w:hAnsi="Palatino Linotype"/>
-              </w:rPr>
-              <w:t xml:space="preserve">Water Music Suite No. 2, HWV 349 • 2. </w:t>
-            </w:r>
-            <w:r>
-              <w:rPr>
-                <w:rFonts w:ascii="Palatino Linotype" w:hAnsi="Palatino Linotype"/>
-                <w:i/>
-                <w:iCs/>
-              </w:rPr>
-              <w:t>Alla hornpipe</w:t>
-            </w:r>
+            <w:hyperlink r:id="rId18" w:history="1">
+              <w:r>
+                <w:rPr>
+                  <w:rStyle w:val="Hyperlink"/>
+                  <w:rFonts w:ascii="Palatino Linotype" w:hAnsi="Palatino Linotype"/>
+                </w:rPr>
+                <w:t xml:space="preserve">Water Music Suite No. 2, HWV 349 • 2. </w:t>
+              </w:r>
+              <w:r>
+                <w:rPr>
+                  <w:rStyle w:val="Hyperlink"/>
+                  <w:rFonts w:ascii="Palatino Linotype" w:hAnsi="Palatino Linotype"/>
+                  <w:i/>
+                  <w:iCs/>
+                </w:rPr>
+                <w:t>Alla hornpipe</w:t>
+              </w:r>
+            </w:hyperlink>
           </w:p>
         </w:tc>
       </w:tr>
@@ -910,20 +949,24 @@
                 <w:rFonts w:ascii="Palatino Linotype" w:hAnsi="Palatino Linotype"/>
               </w:rPr>
             </w:pPr>
-            <w:r>
-              <w:rPr>
-                <w:rFonts w:ascii="Palatino Linotype" w:hAnsi="Palatino Linotype"/>
-              </w:rPr>
-              <w:t xml:space="preserve">Water Music Suite No. 3, HWV 350 • 2. </w:t>
-            </w:r>
-            <w:r>
-              <w:rPr>
-                <w:rFonts w:ascii="Palatino Linotype" w:hAnsi="Palatino Linotype"/>
-                <w:i/>
-                <w:iCs/>
-              </w:rPr>
-              <w:t>Rigaudon</w:t>
-            </w:r>
+            <w:hyperlink r:id="rId19" w:history="1">
+              <w:r>
+                <w:rPr>
+                  <w:rStyle w:val="Hyperlink"/>
+                  <w:rFonts w:ascii="Palatino Linotype" w:hAnsi="Palatino Linotype"/>
+                </w:rPr>
+                <w:t xml:space="preserve">Water Music Suite No. 3, HWV 350 • 2. </w:t>
+              </w:r>
+              <w:r>
+                <w:rPr>
+                  <w:rStyle w:val="Hyperlink"/>
+                  <w:rFonts w:ascii="Palatino Linotype" w:hAnsi="Palatino Linotype"/>
+                  <w:i/>
+                  <w:iCs/>
+                </w:rPr>
+                <w:t>Rigaudon</w:t>
+              </w:r>
+            </w:hyperlink>
           </w:p>
         </w:tc>
       </w:tr>
@@ -1093,38 +1136,40 @@
                 <w:color w:val="auto"/>
               </w:rPr>
             </w:pPr>
-            <w:r>
-              <w:rPr>
-                <w:rFonts w:ascii="Palatino Linotype" w:hAnsi="Palatino Linotype"/>
-                <w:color w:val="auto"/>
-              </w:rPr>
-              <w:t xml:space="preserve">Eine Kleine Nachtmusik, K. 525 </w:t>
-            </w:r>
-            <w:r>
-              <w:rPr>
-                <w:rFonts w:ascii="Palatino Linotype" w:hAnsi="Palatino Linotype"/>
-                <w:color w:val="auto"/>
-              </w:rPr>
-              <w:t>•</w:t>
-            </w:r>
-            <w:r>
-              <w:rPr>
-                <w:rFonts w:ascii="Palatino Linotype" w:hAnsi="Palatino Linotype"/>
-                <w:color w:val="auto"/>
-              </w:rPr>
-              <w:t xml:space="preserve"> 3. </w:t>
-            </w:r>
-            <w:proofErr w:type="spellStart"/>
-            <w:r>
-              <w:rPr>
-                <w:rFonts w:ascii="Palatino Linotype" w:hAnsi="Palatino Linotype"/>
-                <w:i/>
-                <w:iCs/>
-                <w:color w:val="auto"/>
-              </w:rPr>
-              <w:t>Menuett</w:t>
-            </w:r>
-            <w:proofErr w:type="spellEnd"/>
+            <w:hyperlink r:id="rId20" w:history="1">
+              <w:r>
+                <w:rPr>
+                  <w:rStyle w:val="Hyperlink"/>
+                  <w:rFonts w:ascii="Palatino Linotype" w:hAnsi="Palatino Linotype"/>
+                </w:rPr>
+                <w:t xml:space="preserve">Eine Kleine </w:t>
+              </w:r>
+              <w:r>
+                <w:rPr>
+                  <w:rStyle w:val="Hyperlink"/>
+                  <w:rFonts w:ascii="Palatino Linotype" w:hAnsi="Palatino Linotype"/>
+                </w:rPr>
+                <w:t>N</w:t>
+              </w:r>
+              <w:r>
+                <w:rPr>
+                  <w:rStyle w:val="Hyperlink"/>
+                  <w:rFonts w:ascii="Palatino Linotype" w:hAnsi="Palatino Linotype"/>
+                </w:rPr>
+                <w:t xml:space="preserve">achtmusik, K. 525 • 3. </w:t>
+              </w:r>
+              <w:proofErr w:type="spellStart"/>
+              <w:r>
+                <w:rPr>
+                  <w:rStyle w:val="Hyperlink"/>
+                  <w:rFonts w:ascii="Palatino Linotype" w:hAnsi="Palatino Linotype"/>
+                  <w:i/>
+                  <w:iCs/>
+                </w:rPr>
+                <w:t>Menuett</w:t>
+              </w:r>
+              <w:proofErr w:type="spellEnd"/>
+            </w:hyperlink>
           </w:p>
         </w:tc>
       </w:tr>
@@ -1188,70 +1233,67 @@
                 <w:rFonts w:ascii="Palatino Linotype" w:hAnsi="Palatino Linotype"/>
               </w:rPr>
             </w:pPr>
-            <w:r>
-              <w:rPr>
-                <w:rFonts w:ascii="Palatino Linotype" w:hAnsi="Palatino Linotype"/>
-              </w:rPr>
-              <w:t xml:space="preserve">6 </w:t>
-            </w:r>
-            <w:proofErr w:type="spellStart"/>
-            <w:r>
-              <w:rPr>
-                <w:rFonts w:ascii="Palatino Linotype" w:hAnsi="Palatino Linotype"/>
-              </w:rPr>
-              <w:t>Minuets</w:t>
-            </w:r>
-            <w:proofErr w:type="spellEnd"/>
-            <w:r>
-              <w:rPr>
-                <w:rFonts w:ascii="Palatino Linotype" w:hAnsi="Palatino Linotype"/>
-              </w:rPr>
-              <w:t xml:space="preserve">, </w:t>
-            </w:r>
-            <w:proofErr w:type="spellStart"/>
-            <w:r>
-              <w:rPr>
-                <w:rFonts w:ascii="Palatino Linotype" w:hAnsi="Palatino Linotype"/>
-              </w:rPr>
-              <w:t>WoO</w:t>
-            </w:r>
-            <w:proofErr w:type="spellEnd"/>
-            <w:r>
-              <w:rPr>
-                <w:rFonts w:ascii="Palatino Linotype" w:hAnsi="Palatino Linotype"/>
-              </w:rPr>
-              <w:t xml:space="preserve"> 10 </w:t>
-            </w:r>
-            <w:r>
-              <w:rPr>
-                <w:rFonts w:ascii="Palatino Linotype" w:hAnsi="Palatino Linotype"/>
-              </w:rPr>
-              <w:t>•</w:t>
-            </w:r>
-            <w:r>
-              <w:rPr>
-                <w:rFonts w:ascii="Palatino Linotype" w:hAnsi="Palatino Linotype"/>
-              </w:rPr>
-              <w:t xml:space="preserve"> 2. </w:t>
-            </w:r>
-            <w:proofErr w:type="gramStart"/>
-            <w:r>
-              <w:rPr>
-                <w:rFonts w:ascii="Palatino Linotype" w:hAnsi="Palatino Linotype"/>
-                <w:i/>
-                <w:iCs/>
-              </w:rPr>
-              <w:t>Minuet</w:t>
-            </w:r>
-            <w:proofErr w:type="gramEnd"/>
-            <w:r>
-              <w:rPr>
-                <w:rFonts w:ascii="Palatino Linotype" w:hAnsi="Palatino Linotype"/>
-                <w:i/>
-                <w:iCs/>
-              </w:rPr>
-              <w:t xml:space="preserve"> in G</w:t>
-            </w:r>
+            <w:hyperlink r:id="rId21" w:history="1">
+              <w:r>
+                <w:rPr>
+                  <w:rStyle w:val="Hyperlink"/>
+                  <w:rFonts w:ascii="Palatino Linotype" w:hAnsi="Palatino Linotype"/>
+                </w:rPr>
+                <w:t xml:space="preserve">6 </w:t>
+              </w:r>
+              <w:proofErr w:type="spellStart"/>
+              <w:r>
+                <w:rPr>
+                  <w:rStyle w:val="Hyperlink"/>
+                  <w:rFonts w:ascii="Palatino Linotype" w:hAnsi="Palatino Linotype"/>
+                </w:rPr>
+                <w:t>Minuets</w:t>
+              </w:r>
+              <w:proofErr w:type="spellEnd"/>
+              <w:r>
+                <w:rPr>
+                  <w:rStyle w:val="Hyperlink"/>
+                  <w:rFonts w:ascii="Palatino Linotype" w:hAnsi="Palatino Linotype"/>
+                </w:rPr>
+                <w:t xml:space="preserve">, </w:t>
+              </w:r>
+              <w:proofErr w:type="spellStart"/>
+              <w:r>
+                <w:rPr>
+                  <w:rStyle w:val="Hyperlink"/>
+                  <w:rFonts w:ascii="Palatino Linotype" w:hAnsi="Palatino Linotype"/>
+                </w:rPr>
+                <w:t>WoO</w:t>
+              </w:r>
+              <w:proofErr w:type="spellEnd"/>
+              <w:r>
+                <w:rPr>
+                  <w:rStyle w:val="Hyperlink"/>
+                  <w:rFonts w:ascii="Palatino Linotype" w:hAnsi="Palatino Linotype"/>
+                </w:rPr>
+                <w:t xml:space="preserve"> 10 • 2. </w:t>
+              </w:r>
+              <w:proofErr w:type="gramStart"/>
+              <w:r>
+                <w:rPr>
+                  <w:rStyle w:val="Hyperlink"/>
+                  <w:rFonts w:ascii="Palatino Linotype" w:hAnsi="Palatino Linotype"/>
+                  <w:i/>
+                  <w:iCs/>
+                </w:rPr>
+                <w:t>Minuet</w:t>
+              </w:r>
+              <w:proofErr w:type="gramEnd"/>
+              <w:r>
+                <w:rPr>
+                  <w:rStyle w:val="Hyperlink"/>
+                  <w:rFonts w:ascii="Palatino Linotype" w:hAnsi="Palatino Linotype"/>
+                  <w:i/>
+                  <w:iCs/>
+                </w:rPr>
+                <w:t xml:space="preserve"> in G</w:t>
+              </w:r>
+            </w:hyperlink>
           </w:p>
         </w:tc>
       </w:tr>
@@ -1300,38 +1342,24 @@
                 <w:rFonts w:ascii="Palatino Linotype" w:hAnsi="Palatino Linotype"/>
               </w:rPr>
             </w:pPr>
-            <w:r>
-              <w:rPr>
-                <w:rFonts w:ascii="Palatino Linotype" w:hAnsi="Palatino Linotype"/>
-              </w:rPr>
-              <w:t>Piano Sonata No. 8, Op. 13</w:t>
-            </w:r>
-            <w:r>
-              <w:rPr>
-                <w:rFonts w:ascii="Palatino Linotype" w:hAnsi="Palatino Linotype"/>
-              </w:rPr>
-              <w:t xml:space="preserve"> </w:t>
-            </w:r>
-            <w:r>
-              <w:rPr>
-                <w:rFonts w:ascii="Palatino Linotype" w:hAnsi="Palatino Linotype"/>
-              </w:rPr>
-              <w:t>•</w:t>
-            </w:r>
-            <w:r>
-              <w:rPr>
-                <w:rFonts w:ascii="Palatino Linotype" w:hAnsi="Palatino Linotype"/>
-              </w:rPr>
-              <w:t xml:space="preserve"> 2. </w:t>
-            </w:r>
-            <w:r>
-              <w:rPr>
-                <w:rFonts w:ascii="Palatino Linotype" w:hAnsi="Palatino Linotype"/>
-                <w:i/>
-                <w:iCs/>
-              </w:rPr>
-              <w:t>Adagio cantabile</w:t>
-            </w:r>
+            <w:hyperlink r:id="rId22" w:history="1">
+              <w:r>
+                <w:rPr>
+                  <w:rStyle w:val="Hyperlink"/>
+                  <w:rFonts w:ascii="Palatino Linotype" w:hAnsi="Palatino Linotype"/>
+                </w:rPr>
+                <w:t xml:space="preserve">Piano Sonata No. 8, Op. 13 • 2. </w:t>
+              </w:r>
+              <w:r>
+                <w:rPr>
+                  <w:rStyle w:val="Hyperlink"/>
+                  <w:rFonts w:ascii="Palatino Linotype" w:hAnsi="Palatino Linotype"/>
+                  <w:i/>
+                  <w:iCs/>
+                </w:rPr>
+                <w:t>Adagio cantabile</w:t>
+              </w:r>
+            </w:hyperlink>
           </w:p>
         </w:tc>
       </w:tr>
@@ -1392,54 +1420,49 @@
                 <w:rFonts w:ascii="Palatino Linotype" w:hAnsi="Palatino Linotype"/>
               </w:rPr>
             </w:pPr>
-            <w:r>
-              <w:rPr>
-                <w:rFonts w:ascii="Palatino Linotype" w:hAnsi="Palatino Linotype"/>
-              </w:rPr>
-              <w:t>String Quartet in E</w:t>
-            </w:r>
-            <w:r>
-              <w:rPr>
-                <w:rFonts w:ascii="Segoe UI Symbol" w:hAnsi="Segoe UI Symbol" w:cs="Segoe UI Symbol"/>
-              </w:rPr>
-              <w:t>♭</w:t>
-            </w:r>
-            <w:r>
-              <w:rPr>
-                <w:rFonts w:ascii="Palatino Linotype" w:hAnsi="Palatino Linotype"/>
-              </w:rPr>
-              <w:t xml:space="preserve">, H. 277 </w:t>
-            </w:r>
-            <w:r>
-              <w:rPr>
-                <w:rFonts w:ascii="Palatino Linotype" w:hAnsi="Palatino Linotype"/>
-              </w:rPr>
-              <w:t>•</w:t>
-            </w:r>
-            <w:r>
-              <w:rPr>
-                <w:rFonts w:ascii="Palatino Linotype" w:hAnsi="Palatino Linotype"/>
-              </w:rPr>
-              <w:t xml:space="preserve"> 1. </w:t>
-            </w:r>
-            <w:r>
-              <w:rPr>
-                <w:rFonts w:ascii="Palatino Linotype" w:hAnsi="Palatino Linotype"/>
-                <w:i/>
-                <w:iCs/>
-              </w:rPr>
-              <w:t xml:space="preserve">Adagio ma non </w:t>
-            </w:r>
-            <w:proofErr w:type="spellStart"/>
-            <w:r>
-              <w:rPr>
-                <w:rFonts w:ascii="Palatino Linotype" w:hAnsi="Palatino Linotype"/>
-                <w:i/>
-                <w:iCs/>
-              </w:rPr>
-              <w:t>troppo</w:t>
-            </w:r>
-            <w:proofErr w:type="spellEnd"/>
+            <w:hyperlink r:id="rId23" w:history="1">
+              <w:r>
+                <w:rPr>
+                  <w:rStyle w:val="Hyperlink"/>
+                  <w:rFonts w:ascii="Palatino Linotype" w:hAnsi="Palatino Linotype"/>
+                </w:rPr>
+                <w:t>String Quartet in E</w:t>
+              </w:r>
+              <w:r>
+                <w:rPr>
+                  <w:rStyle w:val="Hyperlink"/>
+                  <w:rFonts w:ascii="Segoe UI Symbol" w:hAnsi="Segoe UI Symbol" w:cs="Segoe UI Symbol"/>
+                </w:rPr>
+                <w:t>♭</w:t>
+              </w:r>
+              <w:r>
+                <w:rPr>
+                  <w:rStyle w:val="Hyperlink"/>
+                  <w:rFonts w:ascii="Palatino Linotype" w:hAnsi="Palatino Linotype"/>
+                </w:rPr>
+                <w:t xml:space="preserve">, H. 277 • 1. </w:t>
+              </w:r>
+              <w:r>
+                <w:rPr>
+                  <w:rStyle w:val="Hyperlink"/>
+                  <w:rFonts w:ascii="Palatino Linotype" w:hAnsi="Palatino Linotype"/>
+                  <w:i/>
+                  <w:iCs/>
+                </w:rPr>
+                <w:t xml:space="preserve">Adagio ma non </w:t>
+              </w:r>
+              <w:proofErr w:type="spellStart"/>
+              <w:r>
+                <w:rPr>
+                  <w:rStyle w:val="Hyperlink"/>
+                  <w:rFonts w:ascii="Palatino Linotype" w:hAnsi="Palatino Linotype"/>
+                  <w:i/>
+                  <w:iCs/>
+                </w:rPr>
+                <w:t>troppo</w:t>
+              </w:r>
+              <w:proofErr w:type="spellEnd"/>
+            </w:hyperlink>
           </w:p>
         </w:tc>
       </w:tr>
@@ -1502,24 +1525,28 @@
                 <w:iCs/>
               </w:rPr>
             </w:pPr>
-            <w:r>
-              <w:rPr>
-                <w:rFonts w:ascii="Palatino Linotype" w:hAnsi="Palatino Linotype"/>
-                <w:i/>
-                <w:iCs/>
-              </w:rPr>
-              <w:t xml:space="preserve">Gran </w:t>
-            </w:r>
-            <w:proofErr w:type="spellStart"/>
-            <w:r>
-              <w:rPr>
-                <w:rFonts w:ascii="Palatino Linotype" w:hAnsi="Palatino Linotype"/>
-                <w:i/>
-                <w:iCs/>
-              </w:rPr>
-              <w:t>Vals</w:t>
-            </w:r>
-            <w:proofErr w:type="spellEnd"/>
+            <w:hyperlink r:id="rId24" w:history="1">
+              <w:r>
+                <w:rPr>
+                  <w:rStyle w:val="Hyperlink"/>
+                  <w:rFonts w:ascii="Palatino Linotype" w:hAnsi="Palatino Linotype"/>
+                  <w:i/>
+                  <w:iCs/>
+                </w:rPr>
+                <w:t xml:space="preserve">Gran </w:t>
+              </w:r>
+              <w:proofErr w:type="spellStart"/>
+              <w:r>
+                <w:rPr>
+                  <w:rStyle w:val="Hyperlink"/>
+                  <w:rFonts w:ascii="Palatino Linotype" w:hAnsi="Palatino Linotype"/>
+                  <w:i/>
+                  <w:iCs/>
+                </w:rPr>
+                <w:t>Vals</w:t>
+              </w:r>
+              <w:proofErr w:type="spellEnd"/>
+            </w:hyperlink>
           </w:p>
         </w:tc>
       </w:tr>
@@ -1721,43 +1748,24 @@
                 <w:color w:val="auto"/>
               </w:rPr>
             </w:pPr>
-            <w:r>
-              <w:rPr>
-                <w:rFonts w:ascii="Palatino Linotype" w:hAnsi="Palatino Linotype"/>
-                <w:color w:val="auto"/>
-              </w:rPr>
-              <w:t>Suite for Variety Orchestra</w:t>
-            </w:r>
-            <w:r>
-              <w:rPr>
-                <w:rFonts w:ascii="Palatino Linotype" w:hAnsi="Palatino Linotype"/>
-                <w:color w:val="auto"/>
-              </w:rPr>
-              <w:t xml:space="preserve"> No. 1 </w:t>
-            </w:r>
-            <w:r>
-              <w:rPr>
-                <w:rFonts w:ascii="Palatino Linotype" w:hAnsi="Palatino Linotype"/>
-                <w:color w:val="auto"/>
-              </w:rPr>
-              <w:t>•</w:t>
-            </w:r>
-            <w:r>
-              <w:rPr>
-                <w:rFonts w:ascii="Palatino Linotype" w:hAnsi="Palatino Linotype"/>
-                <w:color w:val="auto"/>
-              </w:rPr>
-              <w:t xml:space="preserve"> 7. </w:t>
-            </w:r>
-            <w:r>
-              <w:rPr>
-                <w:rFonts w:ascii="Palatino Linotype" w:hAnsi="Palatino Linotype"/>
-                <w:i/>
-                <w:iCs/>
-                <w:color w:val="auto"/>
-              </w:rPr>
-              <w:t>Waltz II</w:t>
-            </w:r>
+            <w:hyperlink r:id="rId25" w:history="1">
+              <w:r>
+                <w:rPr>
+                  <w:rStyle w:val="Hyperlink"/>
+                  <w:rFonts w:ascii="Palatino Linotype" w:hAnsi="Palatino Linotype"/>
+                </w:rPr>
+                <w:t xml:space="preserve">Suite for Variety Orchestra No. 1 • 7. </w:t>
+              </w:r>
+              <w:r>
+                <w:rPr>
+                  <w:rStyle w:val="Hyperlink"/>
+                  <w:rFonts w:ascii="Palatino Linotype" w:hAnsi="Palatino Linotype"/>
+                  <w:i/>
+                  <w:iCs/>
+                </w:rPr>
+                <w:t>Waltz II</w:t>
+              </w:r>
+            </w:hyperlink>
           </w:p>
         </w:tc>
       </w:tr>
@@ -1796,7 +1804,7 @@
       </w:r>
     </w:p>
     <w:sectPr>
-      <w:footerReference w:type="default" r:id="rId12"/>
+      <w:footerReference w:type="default" r:id="rId26"/>
       <w:pgSz w:w="11909" w:h="16834" w:code="9"/>
       <w:pgMar w:top="1890" w:right="720" w:bottom="720" w:left="720" w:header="720" w:footer="720" w:gutter="0"/>
       <w:cols w:space="720"/>
@@ -2682,7 +2690,7 @@
   <w:style w:type="paragraph" w:default="1" w:styleId="Normal">
     <w:name w:val="Normal"/>
     <w:qFormat/>
-    <w:rsid w:val="00F8664F"/>
+    <w:rsid w:val="0090635D"/>
     <w:rPr>
       <w:szCs w:val="18"/>
     </w:rPr>
@@ -2874,6 +2882,7 @@
   <w:style w:type="character" w:default="1" w:styleId="DefaultParagraphFont">
     <w:name w:val="Default Paragraph Font"/>
     <w:uiPriority w:val="1"/>
+    <w:semiHidden/>
     <w:unhideWhenUsed/>
   </w:style>
   <w:style w:type="table" w:default="1" w:styleId="TableNormal">
@@ -6815,10 +6824,10 @@
     <w:uiPriority w:val="99"/>
     <w:semiHidden/>
     <w:unhideWhenUsed/>
-    <w:rsid w:val="00602D15"/>
+    <w:rsid w:val="0090635D"/>
     <w:rPr>
-      <w:color w:val="8C8C8C" w:themeColor="followedHyperlink"/>
-      <w:u w:val="single"/>
+      <w:color w:val="auto"/>
+      <w:u w:val="none"/>
     </w:rPr>
   </w:style>
   <w:style w:type="character" w:styleId="FootnoteReference">
@@ -11395,10 +11404,10 @@
     <w:basedOn w:val="DefaultParagraphFont"/>
     <w:uiPriority w:val="99"/>
     <w:unhideWhenUsed/>
-    <w:rsid w:val="00602D15"/>
+    <w:rsid w:val="0090635D"/>
     <w:rPr>
-      <w:color w:val="2998E3" w:themeColor="hyperlink"/>
-      <w:u w:val="single"/>
+      <w:color w:val="auto"/>
+      <w:u w:val="none"/>
     </w:rPr>
   </w:style>
   <w:style w:type="paragraph" w:styleId="Index1">
@@ -27386,6 +27395,35 @@
 </file>
 
 <file path=customXml/item1.xml><?xml version="1.0" encoding="utf-8"?>
+<p:properties xmlns:p="http://schemas.microsoft.com/office/2006/metadata/properties" xmlns:xsi="http://www.w3.org/2001/XMLSchema-instance" xmlns:pc="http://schemas.microsoft.com/office/infopath/2007/PartnerControls">
+  <documentManagement>
+    <_ip_UnifiedCompliancePolicyUIAction xmlns="http://schemas.microsoft.com/sharepoint/v3" xsi:nil="true"/>
+    <Image xmlns="71af3243-3dd4-4a8d-8c0d-dd76da1f02a5">
+      <Url xsi:nil="true"/>
+      <Description xsi:nil="true"/>
+    </Image>
+    <Status xmlns="71af3243-3dd4-4a8d-8c0d-dd76da1f02a5">Not started</Status>
+    <Background xmlns="71af3243-3dd4-4a8d-8c0d-dd76da1f02a5">false</Background>
+    <_ip_UnifiedCompliancePolicyProperties xmlns="http://schemas.microsoft.com/sharepoint/v3" xsi:nil="true"/>
+    <ImageTagsTaxHTField xmlns="71af3243-3dd4-4a8d-8c0d-dd76da1f02a5">
+      <Terms xmlns="http://schemas.microsoft.com/office/infopath/2007/PartnerControls"/>
+    </ImageTagsTaxHTField>
+    <TaxCatchAll xmlns="230e9df3-be65-4c73-a93b-d1236ebd677e" xsi:nil="true"/>
+    <MediaServiceKeyPoints xmlns="71af3243-3dd4-4a8d-8c0d-dd76da1f02a5" xsi:nil="true"/>
+  </documentManagement>
+</p:properties>
+</file>
+
+<file path=customXml/item2.xml><?xml version="1.0" encoding="utf-8"?>
+<?mso-contentType ?>
+<FormTemplates xmlns="http://schemas.microsoft.com/sharepoint/v3/contenttype/forms">
+  <Display>DocumentLibraryForm</Display>
+  <Edit>DocumentLibraryForm</Edit>
+  <New>DocumentLibraryForm</New>
+</FormTemplates>
+</file>
+
+<file path=customXml/item3.xml><?xml version="1.0" encoding="utf-8"?>
 <ct:contentTypeSchema xmlns:ct="http://schemas.microsoft.com/office/2006/metadata/contentType" xmlns:ma="http://schemas.microsoft.com/office/2006/metadata/properties/metaAttributes" ct:_="" ma:_="" ma:contentTypeName="Document" ma:contentTypeID="0x01010079F111ED35F8CC479449609E8A0923A6" ma:contentTypeVersion="24" ma:contentTypeDescription="Create a new document." ma:contentTypeScope="" ma:versionID="2d714a3296df14eba7a100bb665443ca">
   <xsd:schema xmlns:xsd="http://www.w3.org/2001/XMLSchema" xmlns:xs="http://www.w3.org/2001/XMLSchema" xmlns:p="http://schemas.microsoft.com/office/2006/metadata/properties" xmlns:ns1="http://schemas.microsoft.com/sharepoint/v3" xmlns:ns2="71af3243-3dd4-4a8d-8c0d-dd76da1f02a5" xmlns:ns3="16c05727-aa75-4e4a-9b5f-8a80a1165891" xmlns:ns4="230e9df3-be65-4c73-a93b-d1236ebd677e" targetNamespace="http://schemas.microsoft.com/office/2006/metadata/properties" ma:root="true" ma:fieldsID="49549bf45bfbbfb6cffed527380e77e1" ns1:_="" ns2:_="" ns3:_="" ns4:_="">
     <xsd:import namespace="http://schemas.microsoft.com/sharepoint/v3"/>
@@ -27673,36 +27711,31 @@
 </ct:contentTypeSchema>
 </file>
 
-<file path=customXml/item2.xml><?xml version="1.0" encoding="utf-8"?>
-<?mso-contentType ?>
-<FormTemplates xmlns="http://schemas.microsoft.com/sharepoint/v3/contenttype/forms">
-  <Display>DocumentLibraryForm</Display>
-  <Edit>DocumentLibraryForm</Edit>
-  <New>DocumentLibraryForm</New>
-</FormTemplates>
-</file>
-
-<file path=customXml/item3.xml><?xml version="1.0" encoding="utf-8"?>
-<p:properties xmlns:p="http://schemas.microsoft.com/office/2006/metadata/properties" xmlns:xsi="http://www.w3.org/2001/XMLSchema-instance" xmlns:pc="http://schemas.microsoft.com/office/infopath/2007/PartnerControls">
-  <documentManagement>
-    <_ip_UnifiedCompliancePolicyUIAction xmlns="http://schemas.microsoft.com/sharepoint/v3" xsi:nil="true"/>
-    <Image xmlns="71af3243-3dd4-4a8d-8c0d-dd76da1f02a5">
-      <Url xsi:nil="true"/>
-      <Description xsi:nil="true"/>
-    </Image>
-    <Status xmlns="71af3243-3dd4-4a8d-8c0d-dd76da1f02a5">Not started</Status>
-    <Background xmlns="71af3243-3dd4-4a8d-8c0d-dd76da1f02a5">false</Background>
-    <_ip_UnifiedCompliancePolicyProperties xmlns="http://schemas.microsoft.com/sharepoint/v3" xsi:nil="true"/>
-    <ImageTagsTaxHTField xmlns="71af3243-3dd4-4a8d-8c0d-dd76da1f02a5">
-      <Terms xmlns="http://schemas.microsoft.com/office/infopath/2007/PartnerControls"/>
-    </ImageTagsTaxHTField>
-    <TaxCatchAll xmlns="230e9df3-be65-4c73-a93b-d1236ebd677e" xsi:nil="true"/>
-    <MediaServiceKeyPoints xmlns="71af3243-3dd4-4a8d-8c0d-dd76da1f02a5" xsi:nil="true"/>
-  </documentManagement>
-</p:properties>
+<file path=customXml/item4.xml><?xml version="1.0" encoding="utf-8"?>
+<b:Sources xmlns:b="http://schemas.openxmlformats.org/officeDocument/2006/bibliography" xmlns="http://schemas.openxmlformats.org/officeDocument/2006/bibliography" SelectedStyle="\APASixthEditionOfficeOnline.xsl" StyleName="APA" Version="6"/>
 </file>
 
 <file path=customXml/itemProps1.xml><?xml version="1.0" encoding="utf-8"?>
+<ds:datastoreItem xmlns:ds="http://schemas.openxmlformats.org/officeDocument/2006/customXml" ds:itemID="{EF4CB403-43D3-4084-BAD4-497D9897173A}">
+  <ds:schemaRefs>
+    <ds:schemaRef ds:uri="http://schemas.microsoft.com/office/2006/metadata/properties"/>
+    <ds:schemaRef ds:uri="http://schemas.microsoft.com/office/infopath/2007/PartnerControls"/>
+    <ds:schemaRef ds:uri="http://schemas.microsoft.com/sharepoint/v3"/>
+    <ds:schemaRef ds:uri="71af3243-3dd4-4a8d-8c0d-dd76da1f02a5"/>
+    <ds:schemaRef ds:uri="230e9df3-be65-4c73-a93b-d1236ebd677e"/>
+  </ds:schemaRefs>
+</ds:datastoreItem>
+</file>
+
+<file path=customXml/itemProps2.xml><?xml version="1.0" encoding="utf-8"?>
+<ds:datastoreItem xmlns:ds="http://schemas.openxmlformats.org/officeDocument/2006/customXml" ds:itemID="{2F086410-FAE5-46E1-9CB0-7F0B44342972}">
+  <ds:schemaRefs>
+    <ds:schemaRef ds:uri="http://schemas.microsoft.com/sharepoint/v3/contenttype/forms"/>
+  </ds:schemaRefs>
+</ds:datastoreItem>
+</file>
+
+<file path=customXml/itemProps3.xml><?xml version="1.0" encoding="utf-8"?>
 <ds:datastoreItem xmlns:ds="http://schemas.openxmlformats.org/officeDocument/2006/customXml" ds:itemID="{CAED09CB-92A0-414F-B35F-F9C2F2F107A1}">
   <ds:schemaRefs>
     <ds:schemaRef ds:uri="http://schemas.microsoft.com/office/2006/metadata/contentType"/>
@@ -27723,22 +27756,10 @@
 </ds:datastoreItem>
 </file>
 
-<file path=customXml/itemProps2.xml><?xml version="1.0" encoding="utf-8"?>
-<ds:datastoreItem xmlns:ds="http://schemas.openxmlformats.org/officeDocument/2006/customXml" ds:itemID="{2F086410-FAE5-46E1-9CB0-7F0B44342972}">
+<file path=customXml/itemProps4.xml><?xml version="1.0" encoding="utf-8"?>
+<ds:datastoreItem xmlns:ds="http://schemas.openxmlformats.org/officeDocument/2006/customXml" ds:itemID="{D1D7C706-5ED3-4891-A63A-A738C03636DA}">
   <ds:schemaRefs>
-    <ds:schemaRef ds:uri="http://schemas.microsoft.com/sharepoint/v3/contenttype/forms"/>
-  </ds:schemaRefs>
-</ds:datastoreItem>
-</file>
-
-<file path=customXml/itemProps3.xml><?xml version="1.0" encoding="utf-8"?>
-<ds:datastoreItem xmlns:ds="http://schemas.openxmlformats.org/officeDocument/2006/customXml" ds:itemID="{EF4CB403-43D3-4084-BAD4-497D9897173A}">
-  <ds:schemaRefs>
-    <ds:schemaRef ds:uri="http://schemas.microsoft.com/office/2006/metadata/properties"/>
-    <ds:schemaRef ds:uri="http://schemas.microsoft.com/office/infopath/2007/PartnerControls"/>
-    <ds:schemaRef ds:uri="http://schemas.microsoft.com/sharepoint/v3"/>
-    <ds:schemaRef ds:uri="71af3243-3dd4-4a8d-8c0d-dd76da1f02a5"/>
-    <ds:schemaRef ds:uri="230e9df3-be65-4c73-a93b-d1236ebd677e"/>
+    <ds:schemaRef ds:uri="http://schemas.openxmlformats.org/officeDocument/2006/bibliography"/>
   </ds:schemaRefs>
 </ds:datastoreItem>
 </file>